--- a/ACMSI_Research_Plan_v2.docx
+++ b/ACMSI_Research_Plan_v2.docx
@@ -23,12 +23,6 @@
         <w:gridCol w:w="9360"/>
       </w:tblGrid>
       <w:tr>
-        <w:tblPrEx>
-          <w:tblCellMar>
-            <w:top w:w="0" w:type="dxa"/>
-            <w:bottom w:w="0" w:type="dxa"/>
-          </w:tblCellMar>
-        </w:tblPrEx>
         <w:tc>
           <w:tcPr>
             <w:tcW w:w="0" w:type="auto"/>
@@ -75,29 +69,7 @@
                 <w:sz w:val="54"/>
                 <w:szCs w:val="54"/>
               </w:rPr>
-              <w:t xml:space="preserve">STRESS </w:t>
-            </w:r>
-            <w:proofErr w:type="gramStart"/>
-            <w:r>
-              <w:rPr>
-                <w:b/>
-                <w:bCs/>
-                <w:color w:val="E8A020"/>
-                <w:sz w:val="54"/>
-                <w:szCs w:val="54"/>
-              </w:rPr>
-              <w:t>INDEX  (</w:t>
-            </w:r>
-            <w:proofErr w:type="gramEnd"/>
-            <w:r>
-              <w:rPr>
-                <w:b/>
-                <w:bCs/>
-                <w:color w:val="E8A020"/>
-                <w:sz w:val="54"/>
-                <w:szCs w:val="54"/>
-              </w:rPr>
-              <w:t>A-CMSI)</w:t>
+              <w:t>STRESS INDEX  (A-CMSI)</w:t>
             </w:r>
           </w:p>
           <w:p>
@@ -113,29 +85,7 @@
                 <w:sz w:val="25"/>
                 <w:szCs w:val="25"/>
               </w:rPr>
-              <w:t xml:space="preserve">Version </w:t>
-            </w:r>
-            <w:proofErr w:type="gramStart"/>
-            <w:r>
-              <w:rPr>
-                <w:i/>
-                <w:iCs/>
-                <w:color w:val="D6E4F7"/>
-                <w:sz w:val="25"/>
-                <w:szCs w:val="25"/>
-              </w:rPr>
-              <w:t>2.0  —</w:t>
-            </w:r>
-            <w:proofErr w:type="gramEnd"/>
-            <w:r>
-              <w:rPr>
-                <w:i/>
-                <w:iCs/>
-                <w:color w:val="D6E4F7"/>
-                <w:sz w:val="25"/>
-                <w:szCs w:val="25"/>
-              </w:rPr>
-              <w:t xml:space="preserve">  Complete Research &amp; Implementation Workflow</w:t>
+              <w:t>Version 2.0  —  Complete Research &amp; Implementation Workflow</w:t>
             </w:r>
           </w:p>
           <w:p>
@@ -149,129 +99,21 @@
                 <w:sz w:val="21"/>
                 <w:szCs w:val="21"/>
               </w:rPr>
-              <w:t xml:space="preserve">Now includes: Ablation </w:t>
-            </w:r>
-            <w:proofErr w:type="gramStart"/>
+              <w:t>Now includes: Ablation Study  •  Early Warning Analysis  •  Crisis Detection F1  •  Sensitivity Analysis</w:t>
+            </w:r>
+          </w:p>
+          <w:p>
+            <w:pPr>
+              <w:spacing w:before="80" w:after="40"/>
+              <w:jc w:val="center"/>
+            </w:pPr>
             <w:r>
               <w:rPr>
                 <w:color w:val="CCDDEE"/>
                 <w:sz w:val="21"/>
                 <w:szCs w:val="21"/>
               </w:rPr>
-              <w:t>Study  •</w:t>
-            </w:r>
-            <w:proofErr w:type="gramEnd"/>
-            <w:r>
-              <w:rPr>
-                <w:color w:val="CCDDEE"/>
-                <w:sz w:val="21"/>
-                <w:szCs w:val="21"/>
-              </w:rPr>
-              <w:t xml:space="preserve">  Early Warning </w:t>
-            </w:r>
-            <w:proofErr w:type="gramStart"/>
-            <w:r>
-              <w:rPr>
-                <w:color w:val="CCDDEE"/>
-                <w:sz w:val="21"/>
-                <w:szCs w:val="21"/>
-              </w:rPr>
-              <w:t>Analysis  •</w:t>
-            </w:r>
-            <w:proofErr w:type="gramEnd"/>
-            <w:r>
-              <w:rPr>
-                <w:color w:val="CCDDEE"/>
-                <w:sz w:val="21"/>
-                <w:szCs w:val="21"/>
-              </w:rPr>
-              <w:t xml:space="preserve">  Crisis Detection F</w:t>
-            </w:r>
-            <w:proofErr w:type="gramStart"/>
-            <w:r>
-              <w:rPr>
-                <w:color w:val="CCDDEE"/>
-                <w:sz w:val="21"/>
-                <w:szCs w:val="21"/>
-              </w:rPr>
-              <w:t>1  •</w:t>
-            </w:r>
-            <w:proofErr w:type="gramEnd"/>
-            <w:r>
-              <w:rPr>
-                <w:color w:val="CCDDEE"/>
-                <w:sz w:val="21"/>
-                <w:szCs w:val="21"/>
-              </w:rPr>
-              <w:t xml:space="preserve">  Sensitivity Analysis</w:t>
-            </w:r>
-          </w:p>
-          <w:p>
-            <w:pPr>
-              <w:spacing w:before="80" w:after="40"/>
-              <w:jc w:val="center"/>
-            </w:pPr>
-            <w:r>
-              <w:rPr>
-                <w:color w:val="CCDDEE"/>
-                <w:sz w:val="21"/>
-                <w:szCs w:val="21"/>
-              </w:rPr>
-              <w:t xml:space="preserve">Ayush </w:t>
-            </w:r>
-            <w:proofErr w:type="gramStart"/>
-            <w:r>
-              <w:rPr>
-                <w:color w:val="CCDDEE"/>
-                <w:sz w:val="21"/>
-                <w:szCs w:val="21"/>
-              </w:rPr>
-              <w:t>Anand  |</w:t>
-            </w:r>
-            <w:proofErr w:type="gramEnd"/>
-            <w:r>
-              <w:rPr>
-                <w:color w:val="CCDDEE"/>
-                <w:sz w:val="21"/>
-                <w:szCs w:val="21"/>
-              </w:rPr>
-              <w:t xml:space="preserve">  B.Sc. Data Science &amp; </w:t>
-            </w:r>
-            <w:proofErr w:type="gramStart"/>
-            <w:r>
-              <w:rPr>
-                <w:color w:val="CCDDEE"/>
-                <w:sz w:val="21"/>
-                <w:szCs w:val="21"/>
-              </w:rPr>
-              <w:t>AI  |</w:t>
-            </w:r>
-            <w:proofErr w:type="gramEnd"/>
-            <w:r>
-              <w:rPr>
-                <w:color w:val="CCDDEE"/>
-                <w:sz w:val="21"/>
-                <w:szCs w:val="21"/>
-              </w:rPr>
-              <w:t xml:space="preserve">  Christ University Delhi </w:t>
-            </w:r>
-            <w:proofErr w:type="gramStart"/>
-            <w:r>
-              <w:rPr>
-                <w:color w:val="CCDDEE"/>
-                <w:sz w:val="21"/>
-                <w:szCs w:val="21"/>
-              </w:rPr>
-              <w:t>NCR  |</w:t>
-            </w:r>
-            <w:proofErr w:type="gramEnd"/>
-            <w:r>
-              <w:rPr>
-                <w:color w:val="CCDDEE"/>
-                <w:sz w:val="21"/>
-                <w:szCs w:val="21"/>
-              </w:rPr>
-              <w:t xml:space="preserve">  CAI Research Team</w:t>
+              <w:t>Ayush Anand  |  B.Sc. Data Science &amp; AI  |  Christ University Delhi NCR  |  CAI Research Team</w:t>
             </w:r>
           </w:p>
         </w:tc>
@@ -307,12 +149,6 @@
         <w:gridCol w:w="3024"/>
       </w:tblGrid>
       <w:tr>
-        <w:tblPrEx>
-          <w:tblCellMar>
-            <w:top w:w="0" w:type="dxa"/>
-            <w:bottom w:w="0" w:type="dxa"/>
-          </w:tblCellMar>
-        </w:tblPrEx>
         <w:tc>
           <w:tcPr>
             <w:tcW w:w="0" w:type="auto"/>
@@ -620,12 +456,6 @@
         <w:gridCol w:w="2400"/>
       </w:tblGrid>
       <w:tr>
-        <w:tblPrEx>
-          <w:tblCellMar>
-            <w:top w:w="0" w:type="dxa"/>
-            <w:bottom w:w="0" w:type="dxa"/>
-          </w:tblCellMar>
-        </w:tblPrEx>
         <w:tc>
           <w:tcPr>
             <w:tcW w:w="2200" w:type="dxa"/>
@@ -718,12 +548,6 @@
         </w:tc>
       </w:tr>
       <w:tr>
-        <w:tblPrEx>
-          <w:tblCellMar>
-            <w:top w:w="0" w:type="dxa"/>
-            <w:bottom w:w="0" w:type="dxa"/>
-          </w:tblCellMar>
-        </w:tblPrEx>
         <w:tc>
           <w:tcPr>
             <w:tcW w:w="2200" w:type="dxa"/>
@@ -826,12 +650,6 @@
         </w:tc>
       </w:tr>
       <w:tr>
-        <w:tblPrEx>
-          <w:tblCellMar>
-            <w:top w:w="0" w:type="dxa"/>
-            <w:bottom w:w="0" w:type="dxa"/>
-          </w:tblCellMar>
-        </w:tblPrEx>
         <w:tc>
           <w:tcPr>
             <w:tcW w:w="2200" w:type="dxa"/>
@@ -918,12 +736,6 @@
         </w:tc>
       </w:tr>
       <w:tr>
-        <w:tblPrEx>
-          <w:tblCellMar>
-            <w:top w:w="0" w:type="dxa"/>
-            <w:bottom w:w="0" w:type="dxa"/>
-          </w:tblCellMar>
-        </w:tblPrEx>
         <w:tc>
           <w:tcPr>
             <w:tcW w:w="2200" w:type="dxa"/>
@@ -1010,12 +822,6 @@
         </w:tc>
       </w:tr>
       <w:tr>
-        <w:tblPrEx>
-          <w:tblCellMar>
-            <w:top w:w="0" w:type="dxa"/>
-            <w:bottom w:w="0" w:type="dxa"/>
-          </w:tblCellMar>
-        </w:tblPrEx>
         <w:tc>
           <w:tcPr>
             <w:tcW w:w="2200" w:type="dxa"/>
@@ -1102,12 +908,6 @@
         </w:tc>
       </w:tr>
       <w:tr>
-        <w:tblPrEx>
-          <w:tblCellMar>
-            <w:top w:w="0" w:type="dxa"/>
-            <w:bottom w:w="0" w:type="dxa"/>
-          </w:tblCellMar>
-        </w:tblPrEx>
         <w:tc>
           <w:tcPr>
             <w:tcW w:w="2200" w:type="dxa"/>
@@ -1194,12 +994,6 @@
         </w:tc>
       </w:tr>
       <w:tr>
-        <w:tblPrEx>
-          <w:tblCellMar>
-            <w:top w:w="0" w:type="dxa"/>
-            <w:bottom w:w="0" w:type="dxa"/>
-          </w:tblCellMar>
-        </w:tblPrEx>
         <w:tc>
           <w:tcPr>
             <w:tcW w:w="2200" w:type="dxa"/>
@@ -1331,12 +1125,6 @@
         <w:gridCol w:w="1800"/>
       </w:tblGrid>
       <w:tr>
-        <w:tblPrEx>
-          <w:tblCellMar>
-            <w:top w:w="0" w:type="dxa"/>
-            <w:bottom w:w="0" w:type="dxa"/>
-          </w:tblCellMar>
-        </w:tblPrEx>
         <w:tc>
           <w:tcPr>
             <w:tcW w:w="1100" w:type="dxa"/>
@@ -1459,12 +1247,6 @@
         </w:tc>
       </w:tr>
       <w:tr>
-        <w:tblPrEx>
-          <w:tblCellMar>
-            <w:top w:w="0" w:type="dxa"/>
-            <w:bottom w:w="0" w:type="dxa"/>
-          </w:tblCellMar>
-        </w:tblPrEx>
         <w:tc>
           <w:tcPr>
             <w:tcW w:w="1100" w:type="dxa"/>
@@ -1578,12 +1360,6 @@
         </w:tc>
       </w:tr>
       <w:tr>
-        <w:tblPrEx>
-          <w:tblCellMar>
-            <w:top w:w="0" w:type="dxa"/>
-            <w:bottom w:w="0" w:type="dxa"/>
-          </w:tblCellMar>
-        </w:tblPrEx>
         <w:tc>
           <w:tcPr>
             <w:tcW w:w="1100" w:type="dxa"/>
@@ -1697,12 +1473,6 @@
         </w:tc>
       </w:tr>
       <w:tr>
-        <w:tblPrEx>
-          <w:tblCellMar>
-            <w:top w:w="0" w:type="dxa"/>
-            <w:bottom w:w="0" w:type="dxa"/>
-          </w:tblCellMar>
-        </w:tblPrEx>
         <w:tc>
           <w:tcPr>
             <w:tcW w:w="1100" w:type="dxa"/>
@@ -1816,12 +1586,6 @@
         </w:tc>
       </w:tr>
       <w:tr>
-        <w:tblPrEx>
-          <w:tblCellMar>
-            <w:top w:w="0" w:type="dxa"/>
-            <w:bottom w:w="0" w:type="dxa"/>
-          </w:tblCellMar>
-        </w:tblPrEx>
         <w:tc>
           <w:tcPr>
             <w:tcW w:w="1100" w:type="dxa"/>
@@ -1972,12 +1736,6 @@
         <w:gridCol w:w="4135"/>
       </w:tblGrid>
       <w:tr>
-        <w:tblPrEx>
-          <w:tblCellMar>
-            <w:top w:w="0" w:type="dxa"/>
-            <w:bottom w:w="0" w:type="dxa"/>
-          </w:tblCellMar>
-        </w:tblPrEx>
         <w:tc>
           <w:tcPr>
             <w:tcW w:w="0" w:type="auto"/>
@@ -2131,12 +1889,6 @@
         <w:gridCol w:w="1480"/>
       </w:tblGrid>
       <w:tr>
-        <w:tblPrEx>
-          <w:tblCellMar>
-            <w:top w:w="0" w:type="dxa"/>
-            <w:bottom w:w="0" w:type="dxa"/>
-          </w:tblCellMar>
-        </w:tblPrEx>
         <w:tc>
           <w:tcPr>
             <w:tcW w:w="560" w:type="dxa"/>
@@ -2265,12 +2017,6 @@
         </w:tc>
       </w:tr>
       <w:tr>
-        <w:tblPrEx>
-          <w:tblCellMar>
-            <w:top w:w="0" w:type="dxa"/>
-            <w:bottom w:w="0" w:type="dxa"/>
-          </w:tblCellMar>
-        </w:tblPrEx>
         <w:tc>
           <w:tcPr>
             <w:tcW w:w="560" w:type="dxa"/>
@@ -2351,7 +2097,6 @@
           </w:tcPr>
           <w:p>
             <w:proofErr w:type="spellStart"/>
-            <w:proofErr w:type="gramStart"/>
             <w:r>
               <w:rPr>
                 <w:sz w:val="20"/>
@@ -2365,15 +2110,7 @@
                 <w:sz w:val="20"/>
                 <w:szCs w:val="20"/>
               </w:rPr>
-              <w:t>(</w:t>
-            </w:r>
-            <w:proofErr w:type="gramEnd"/>
-            <w:r>
-              <w:rPr>
-                <w:sz w:val="20"/>
-                <w:szCs w:val="20"/>
-              </w:rPr>
-              <w:t>) in R. Pull AAPL, MSFT, SPY adjusted close + volume. Jan 2015–Dec 2025. Save raw CSV immediately.</w:t>
+              <w:t>() in R. Pull AAPL, MSFT, SPY adjusted close + volume. Jan 2015–Dec 2025. Save raw CSV immediately.</w:t>
             </w:r>
           </w:p>
         </w:tc>
@@ -2412,12 +2149,6 @@
         </w:tc>
       </w:tr>
       <w:tr>
-        <w:tblPrEx>
-          <w:tblCellMar>
-            <w:top w:w="0" w:type="dxa"/>
-            <w:bottom w:w="0" w:type="dxa"/>
-          </w:tblCellMar>
-        </w:tblPrEx>
         <w:tc>
           <w:tcPr>
             <w:tcW w:w="560" w:type="dxa"/>
@@ -2498,7 +2229,6 @@
           </w:tcPr>
           <w:p>
             <w:proofErr w:type="spellStart"/>
-            <w:proofErr w:type="gramStart"/>
             <w:r>
               <w:rPr>
                 <w:sz w:val="20"/>
@@ -2528,15 +2258,7 @@
                 <w:sz w:val="20"/>
                 <w:szCs w:val="20"/>
               </w:rPr>
-              <w:t>(</w:t>
-            </w:r>
-            <w:proofErr w:type="gramEnd"/>
-            <w:r>
-              <w:rPr>
-                <w:sz w:val="20"/>
-                <w:szCs w:val="20"/>
-              </w:rPr>
-              <w:t>) on common trading days. Drop non-overlapping dates. Verify 2,515 rows (10 years of trading days).</w:t>
+              <w:t>() on common trading days. Drop non-overlapping dates. Verify 2,515 rows (10 years of trading days).</w:t>
             </w:r>
           </w:p>
         </w:tc>
@@ -2575,12 +2297,6 @@
         </w:tc>
       </w:tr>
       <w:tr>
-        <w:tblPrEx>
-          <w:tblCellMar>
-            <w:top w:w="0" w:type="dxa"/>
-            <w:bottom w:w="0" w:type="dxa"/>
-          </w:tblCellMar>
-        </w:tblPrEx>
         <w:tc>
           <w:tcPr>
             <w:tcW w:w="560" w:type="dxa"/>
@@ -2661,7 +2377,6 @@
           </w:tcPr>
           <w:p>
             <w:proofErr w:type="spellStart"/>
-            <w:proofErr w:type="gramStart"/>
             <w:r>
               <w:rPr>
                 <w:sz w:val="20"/>
@@ -2670,7 +2385,6 @@
               <w:t>na.locf</w:t>
             </w:r>
             <w:proofErr w:type="spellEnd"/>
-            <w:proofErr w:type="gramEnd"/>
             <w:r>
               <w:rPr>
                 <w:sz w:val="20"/>
@@ -2715,12 +2429,6 @@
         </w:tc>
       </w:tr>
       <w:tr>
-        <w:tblPrEx>
-          <w:tblCellMar>
-            <w:top w:w="0" w:type="dxa"/>
-            <w:bottom w:w="0" w:type="dxa"/>
-          </w:tblCellMar>
-        </w:tblPrEx>
         <w:tc>
           <w:tcPr>
             <w:tcW w:w="560" w:type="dxa"/>
@@ -2814,18 +2522,9 @@
                 <w:sz w:val="20"/>
                 <w:szCs w:val="20"/>
               </w:rPr>
-              <w:t xml:space="preserve"> = </w:t>
-            </w:r>
-            <w:proofErr w:type="gramStart"/>
-            <w:r>
-              <w:rPr>
-                <w:sz w:val="20"/>
-                <w:szCs w:val="20"/>
-              </w:rPr>
-              <w:t>log(</w:t>
+              <w:t xml:space="preserve"> = log(</w:t>
             </w:r>
             <w:proofErr w:type="spellStart"/>
-            <w:proofErr w:type="gramEnd"/>
             <w:r>
               <w:rPr>
                 <w:sz w:val="20"/>
@@ -2894,12 +2593,6 @@
         </w:tc>
       </w:tr>
       <w:tr>
-        <w:tblPrEx>
-          <w:tblCellMar>
-            <w:top w:w="0" w:type="dxa"/>
-            <w:bottom w:w="0" w:type="dxa"/>
-          </w:tblCellMar>
-        </w:tblPrEx>
         <w:tc>
           <w:tcPr>
             <w:tcW w:w="560" w:type="dxa"/>
@@ -3023,12 +2716,6 @@
         </w:tc>
       </w:tr>
       <w:tr>
-        <w:tblPrEx>
-          <w:tblCellMar>
-            <w:top w:w="0" w:type="dxa"/>
-            <w:bottom w:w="0" w:type="dxa"/>
-          </w:tblCellMar>
-        </w:tblPrEx>
         <w:tc>
           <w:tcPr>
             <w:tcW w:w="560" w:type="dxa"/>
@@ -3232,12 +2919,6 @@
         <w:gridCol w:w="5001"/>
       </w:tblGrid>
       <w:tr>
-        <w:tblPrEx>
-          <w:tblCellMar>
-            <w:top w:w="0" w:type="dxa"/>
-            <w:bottom w:w="0" w:type="dxa"/>
-          </w:tblCellMar>
-        </w:tblPrEx>
         <w:tc>
           <w:tcPr>
             <w:tcW w:w="0" w:type="auto"/>
@@ -3382,12 +3063,6 @@
         <w:gridCol w:w="1480"/>
       </w:tblGrid>
       <w:tr>
-        <w:tblPrEx>
-          <w:tblCellMar>
-            <w:top w:w="0" w:type="dxa"/>
-            <w:bottom w:w="0" w:type="dxa"/>
-          </w:tblCellMar>
-        </w:tblPrEx>
         <w:tc>
           <w:tcPr>
             <w:tcW w:w="560" w:type="dxa"/>
@@ -3516,12 +3191,6 @@
         </w:tc>
       </w:tr>
       <w:tr>
-        <w:tblPrEx>
-          <w:tblCellMar>
-            <w:top w:w="0" w:type="dxa"/>
-            <w:bottom w:w="0" w:type="dxa"/>
-          </w:tblCellMar>
-        </w:tblPrEx>
         <w:tc>
           <w:tcPr>
             <w:tcW w:w="560" w:type="dxa"/>
@@ -3645,12 +3314,6 @@
         </w:tc>
       </w:tr>
       <w:tr>
-        <w:tblPrEx>
-          <w:tblCellMar>
-            <w:top w:w="0" w:type="dxa"/>
-            <w:bottom w:w="0" w:type="dxa"/>
-          </w:tblCellMar>
-        </w:tblPrEx>
         <w:tc>
           <w:tcPr>
             <w:tcW w:w="560" w:type="dxa"/>
@@ -3774,12 +3437,6 @@
         </w:tc>
       </w:tr>
       <w:tr>
-        <w:tblPrEx>
-          <w:tblCellMar>
-            <w:top w:w="0" w:type="dxa"/>
-            <w:bottom w:w="0" w:type="dxa"/>
-          </w:tblCellMar>
-        </w:tblPrEx>
         <w:tc>
           <w:tcPr>
             <w:tcW w:w="560" w:type="dxa"/>
@@ -3865,15 +3522,7 @@
                 <w:sz w:val="20"/>
                 <w:szCs w:val="20"/>
               </w:rPr>
-              <w:t>adf.</w:t>
-            </w:r>
-            <w:proofErr w:type="gramStart"/>
-            <w:r>
-              <w:rPr>
-                <w:sz w:val="20"/>
-                <w:szCs w:val="20"/>
-              </w:rPr>
-              <w:t>test</w:t>
+              <w:t>adf.test</w:t>
             </w:r>
             <w:proofErr w:type="spellEnd"/>
             <w:r>
@@ -3881,47 +3530,7 @@
                 <w:sz w:val="20"/>
                 <w:szCs w:val="20"/>
               </w:rPr>
-              <w:t>(</w:t>
-            </w:r>
-            <w:proofErr w:type="gramEnd"/>
-            <w:r>
-              <w:rPr>
-                <w:sz w:val="20"/>
-                <w:szCs w:val="20"/>
-              </w:rPr>
-              <w:t>) on raw prices, log returns, first differences. Decision table: series × test × conclusion (</w:t>
-            </w:r>
-            <w:proofErr w:type="gramStart"/>
-            <w:r>
-              <w:rPr>
-                <w:sz w:val="20"/>
-                <w:szCs w:val="20"/>
-              </w:rPr>
-              <w:t>I(</w:t>
-            </w:r>
-            <w:proofErr w:type="gramEnd"/>
-            <w:r>
-              <w:rPr>
-                <w:sz w:val="20"/>
-                <w:szCs w:val="20"/>
-              </w:rPr>
-              <w:t xml:space="preserve">0) or </w:t>
-            </w:r>
-            <w:proofErr w:type="gramStart"/>
-            <w:r>
-              <w:rPr>
-                <w:sz w:val="20"/>
-                <w:szCs w:val="20"/>
-              </w:rPr>
-              <w:t>I(</w:t>
-            </w:r>
-            <w:proofErr w:type="gramEnd"/>
-            <w:r>
-              <w:rPr>
-                <w:sz w:val="20"/>
-                <w:szCs w:val="20"/>
-              </w:rPr>
-              <w:t>1)).</w:t>
+              <w:t>() on raw prices, log returns, first differences. Decision table: series × test × conclusion (I(0) or I(1)).</w:t>
             </w:r>
           </w:p>
         </w:tc>
@@ -3960,12 +3569,6 @@
         </w:tc>
       </w:tr>
       <w:tr>
-        <w:tblPrEx>
-          <w:tblCellMar>
-            <w:top w:w="0" w:type="dxa"/>
-            <w:bottom w:w="0" w:type="dxa"/>
-          </w:tblCellMar>
-        </w:tblPrEx>
         <w:tc>
           <w:tcPr>
             <w:tcW w:w="560" w:type="dxa"/>
@@ -4051,15 +3654,7 @@
                 <w:sz w:val="20"/>
                 <w:szCs w:val="20"/>
               </w:rPr>
-              <w:t>kpss.</w:t>
-            </w:r>
-            <w:proofErr w:type="gramStart"/>
-            <w:r>
-              <w:rPr>
-                <w:sz w:val="20"/>
-                <w:szCs w:val="20"/>
-              </w:rPr>
-              <w:t>test</w:t>
+              <w:t>kpss.test</w:t>
             </w:r>
             <w:proofErr w:type="spellEnd"/>
             <w:r>
@@ -4067,15 +3662,7 @@
                 <w:sz w:val="20"/>
                 <w:szCs w:val="20"/>
               </w:rPr>
-              <w:t>(</w:t>
-            </w:r>
-            <w:proofErr w:type="gramEnd"/>
-            <w:r>
-              <w:rPr>
-                <w:sz w:val="20"/>
-                <w:szCs w:val="20"/>
-              </w:rPr>
-              <w:t>) as confirmation. If ADF and KPSS agree → confident stationarity decision. If they disagree → report both.</w:t>
+              <w:t>() as confirmation. If ADF and KPSS agree → confident stationarity decision. If they disagree → report both.</w:t>
             </w:r>
           </w:p>
         </w:tc>
@@ -4114,12 +3701,6 @@
         </w:tc>
       </w:tr>
       <w:tr>
-        <w:tblPrEx>
-          <w:tblCellMar>
-            <w:top w:w="0" w:type="dxa"/>
-            <w:bottom w:w="0" w:type="dxa"/>
-          </w:tblCellMar>
-        </w:tblPrEx>
         <w:tc>
           <w:tcPr>
             <w:tcW w:w="560" w:type="dxa"/>
@@ -4200,21 +3781,12 @@
             </w:tcMar>
           </w:tcPr>
           <w:p>
-            <w:proofErr w:type="gramStart"/>
-            <w:r>
-              <w:rPr>
-                <w:sz w:val="20"/>
-                <w:szCs w:val="20"/>
-              </w:rPr>
-              <w:t>breakpoints(</w:t>
-            </w:r>
-            <w:proofErr w:type="gramEnd"/>
-            <w:r>
-              <w:rPr>
-                <w:sz w:val="20"/>
-                <w:szCs w:val="20"/>
-              </w:rPr>
-              <w:t xml:space="preserve">) from </w:t>
+            <w:r>
+              <w:rPr>
+                <w:sz w:val="20"/>
+                <w:szCs w:val="20"/>
+              </w:rPr>
+              <w:t xml:space="preserve">breakpoints() from </w:t>
             </w:r>
             <w:proofErr w:type="spellStart"/>
             <w:r>
@@ -4269,12 +3841,6 @@
         </w:tc>
       </w:tr>
       <w:tr>
-        <w:tblPrEx>
-          <w:tblCellMar>
-            <w:top w:w="0" w:type="dxa"/>
-            <w:bottom w:w="0" w:type="dxa"/>
-          </w:tblCellMar>
-        </w:tblPrEx>
         <w:tc>
           <w:tcPr>
             <w:tcW w:w="560" w:type="dxa"/>
@@ -4355,7 +3921,6 @@
           </w:tcPr>
           <w:p>
             <w:proofErr w:type="spellStart"/>
-            <w:proofErr w:type="gramStart"/>
             <w:r>
               <w:rPr>
                 <w:sz w:val="20"/>
@@ -4369,15 +3934,7 @@
                 <w:sz w:val="20"/>
                 <w:szCs w:val="20"/>
               </w:rPr>
-              <w:t>(</w:t>
-            </w:r>
-            <w:proofErr w:type="gramEnd"/>
-            <w:r>
-              <w:rPr>
-                <w:sz w:val="20"/>
-                <w:szCs w:val="20"/>
-              </w:rPr>
-              <w:t>) to confirm Bai-Perron breaks. Report p-value. These break dates will reappear in every downstream analysis.</w:t>
+              <w:t>() to confirm Bai-Perron breaks. Report p-value. These break dates will reappear in every downstream analysis.</w:t>
             </w:r>
           </w:p>
         </w:tc>
@@ -4448,12 +4005,6 @@
         <w:gridCol w:w="3515"/>
       </w:tblGrid>
       <w:tr>
-        <w:tblPrEx>
-          <w:tblCellMar>
-            <w:top w:w="0" w:type="dxa"/>
-            <w:bottom w:w="0" w:type="dxa"/>
-          </w:tblCellMar>
-        </w:tblPrEx>
         <w:tc>
           <w:tcPr>
             <w:tcW w:w="0" w:type="auto"/>
@@ -4588,12 +4139,6 @@
         <w:gridCol w:w="1480"/>
       </w:tblGrid>
       <w:tr>
-        <w:tblPrEx>
-          <w:tblCellMar>
-            <w:top w:w="0" w:type="dxa"/>
-            <w:bottom w:w="0" w:type="dxa"/>
-          </w:tblCellMar>
-        </w:tblPrEx>
         <w:tc>
           <w:tcPr>
             <w:tcW w:w="560" w:type="dxa"/>
@@ -4722,12 +4267,6 @@
         </w:tc>
       </w:tr>
       <w:tr>
-        <w:tblPrEx>
-          <w:tblCellMar>
-            <w:top w:w="0" w:type="dxa"/>
-            <w:bottom w:w="0" w:type="dxa"/>
-          </w:tblCellMar>
-        </w:tblPrEx>
         <w:tc>
           <w:tcPr>
             <w:tcW w:w="560" w:type="dxa"/>
@@ -4807,21 +4346,12 @@
             </w:tcMar>
           </w:tcPr>
           <w:p>
-            <w:proofErr w:type="gramStart"/>
-            <w:r>
-              <w:rPr>
-                <w:sz w:val="20"/>
-                <w:szCs w:val="20"/>
-              </w:rPr>
-              <w:t>ca.jo(</w:t>
-            </w:r>
-            <w:proofErr w:type="gramEnd"/>
-            <w:r>
-              <w:rPr>
-                <w:sz w:val="20"/>
-                <w:szCs w:val="20"/>
-              </w:rPr>
-              <w:t>) on price levels. Test all 3 pairs. Document trace statistic vs 5% critical value. State conclusion clearly.</w:t>
+            <w:r>
+              <w:rPr>
+                <w:sz w:val="20"/>
+                <w:szCs w:val="20"/>
+              </w:rPr>
+              <w:t>ca.jo() on price levels. Test all 3 pairs. Document trace statistic vs 5% critical value. State conclusion clearly.</w:t>
             </w:r>
           </w:p>
         </w:tc>
@@ -4860,12 +4390,6 @@
         </w:tc>
       </w:tr>
       <w:tr>
-        <w:tblPrEx>
-          <w:tblCellMar>
-            <w:top w:w="0" w:type="dxa"/>
-            <w:bottom w:w="0" w:type="dxa"/>
-          </w:tblCellMar>
-        </w:tblPrEx>
         <w:tc>
           <w:tcPr>
             <w:tcW w:w="560" w:type="dxa"/>
@@ -4953,7 +4477,6 @@
               <w:t xml:space="preserve">If cointegrated: </w:t>
             </w:r>
             <w:proofErr w:type="spellStart"/>
-            <w:proofErr w:type="gramStart"/>
             <w:r>
               <w:rPr>
                 <w:sz w:val="20"/>
@@ -4967,15 +4490,7 @@
                 <w:sz w:val="20"/>
                 <w:szCs w:val="20"/>
               </w:rPr>
-              <w:t>(</w:t>
-            </w:r>
-            <w:proofErr w:type="gramEnd"/>
-            <w:r>
-              <w:rPr>
-                <w:sz w:val="20"/>
-                <w:szCs w:val="20"/>
-              </w:rPr>
-              <w:t>). Extract adjustment speed alpha and equilibrium residuals. Slower alpha = weaker long-run link.</w:t>
+              <w:t>(). Extract adjustment speed alpha and equilibrium residuals. Slower alpha = weaker long-run link.</w:t>
             </w:r>
           </w:p>
         </w:tc>
@@ -5014,12 +4529,6 @@
         </w:tc>
       </w:tr>
       <w:tr>
-        <w:tblPrEx>
-          <w:tblCellMar>
-            <w:top w:w="0" w:type="dxa"/>
-            <w:bottom w:w="0" w:type="dxa"/>
-          </w:tblCellMar>
-        </w:tblPrEx>
         <w:tc>
           <w:tcPr>
             <w:tcW w:w="560" w:type="dxa"/>
@@ -5180,12 +4689,6 @@
         <w:gridCol w:w="5046"/>
       </w:tblGrid>
       <w:tr>
-        <w:tblPrEx>
-          <w:tblCellMar>
-            <w:top w:w="0" w:type="dxa"/>
-            <w:bottom w:w="0" w:type="dxa"/>
-          </w:tblCellMar>
-        </w:tblPrEx>
         <w:tc>
           <w:tcPr>
             <w:tcW w:w="0" w:type="auto"/>
@@ -5303,12 +4806,6 @@
         <w:gridCol w:w="1480"/>
       </w:tblGrid>
       <w:tr>
-        <w:tblPrEx>
-          <w:tblCellMar>
-            <w:top w:w="0" w:type="dxa"/>
-            <w:bottom w:w="0" w:type="dxa"/>
-          </w:tblCellMar>
-        </w:tblPrEx>
         <w:tc>
           <w:tcPr>
             <w:tcW w:w="560" w:type="dxa"/>
@@ -5437,12 +4934,6 @@
         </w:tc>
       </w:tr>
       <w:tr>
-        <w:tblPrEx>
-          <w:tblCellMar>
-            <w:top w:w="0" w:type="dxa"/>
-            <w:bottom w:w="0" w:type="dxa"/>
-          </w:tblCellMar>
-        </w:tblPrEx>
         <w:tc>
           <w:tcPr>
             <w:tcW w:w="560" w:type="dxa"/>
@@ -5566,12 +5057,6 @@
         </w:tc>
       </w:tr>
       <w:tr>
-        <w:tblPrEx>
-          <w:tblCellMar>
-            <w:top w:w="0" w:type="dxa"/>
-            <w:bottom w:w="0" w:type="dxa"/>
-          </w:tblCellMar>
-        </w:tblPrEx>
         <w:tc>
           <w:tcPr>
             <w:tcW w:w="560" w:type="dxa"/>
@@ -5652,7 +5137,6 @@
           </w:tcPr>
           <w:p>
             <w:proofErr w:type="spellStart"/>
-            <w:proofErr w:type="gramStart"/>
             <w:r>
               <w:rPr>
                 <w:sz w:val="20"/>
@@ -5661,7 +5145,6 @@
               <w:t>auto.arima</w:t>
             </w:r>
             <w:proofErr w:type="spellEnd"/>
-            <w:proofErr w:type="gramEnd"/>
             <w:r>
               <w:rPr>
                 <w:sz w:val="20"/>
@@ -5706,12 +5189,6 @@
         </w:tc>
       </w:tr>
       <w:tr>
-        <w:tblPrEx>
-          <w:tblCellMar>
-            <w:top w:w="0" w:type="dxa"/>
-            <w:bottom w:w="0" w:type="dxa"/>
-          </w:tblCellMar>
-        </w:tblPrEx>
         <w:tc>
           <w:tcPr>
             <w:tcW w:w="560" w:type="dxa"/>
@@ -5835,12 +5312,6 @@
         </w:tc>
       </w:tr>
       <w:tr>
-        <w:tblPrEx>
-          <w:tblCellMar>
-            <w:top w:w="0" w:type="dxa"/>
-            <w:bottom w:w="0" w:type="dxa"/>
-          </w:tblCellMar>
-        </w:tblPrEx>
         <w:tc>
           <w:tcPr>
             <w:tcW w:w="560" w:type="dxa"/>
@@ -6012,12 +5483,6 @@
         <w:gridCol w:w="3169"/>
       </w:tblGrid>
       <w:tr>
-        <w:tblPrEx>
-          <w:tblCellMar>
-            <w:top w:w="0" w:type="dxa"/>
-            <w:bottom w:w="0" w:type="dxa"/>
-          </w:tblCellMar>
-        </w:tblPrEx>
         <w:tc>
           <w:tcPr>
             <w:tcW w:w="0" w:type="auto"/>
@@ -6159,12 +5624,6 @@
         <w:gridCol w:w="9360"/>
       </w:tblGrid>
       <w:tr>
-        <w:tblPrEx>
-          <w:tblCellMar>
-            <w:top w:w="0" w:type="dxa"/>
-            <w:bottom w:w="0" w:type="dxa"/>
-          </w:tblCellMar>
-        </w:tblPrEx>
         <w:tc>
           <w:tcPr>
             <w:tcW w:w="0" w:type="auto"/>
@@ -6250,12 +5709,6 @@
         <w:gridCol w:w="1480"/>
       </w:tblGrid>
       <w:tr>
-        <w:tblPrEx>
-          <w:tblCellMar>
-            <w:top w:w="0" w:type="dxa"/>
-            <w:bottom w:w="0" w:type="dxa"/>
-          </w:tblCellMar>
-        </w:tblPrEx>
         <w:tc>
           <w:tcPr>
             <w:tcW w:w="560" w:type="dxa"/>
@@ -6384,12 +5837,6 @@
         </w:tc>
       </w:tr>
       <w:tr>
-        <w:tblPrEx>
-          <w:tblCellMar>
-            <w:top w:w="0" w:type="dxa"/>
-            <w:bottom w:w="0" w:type="dxa"/>
-          </w:tblCellMar>
-        </w:tblPrEx>
         <w:tc>
           <w:tcPr>
             <w:tcW w:w="560" w:type="dxa"/>
@@ -6470,7 +5917,6 @@
           </w:tcPr>
           <w:p>
             <w:proofErr w:type="spellStart"/>
-            <w:proofErr w:type="gramStart"/>
             <w:r>
               <w:rPr>
                 <w:sz w:val="20"/>
@@ -6484,15 +5930,7 @@
                 <w:sz w:val="20"/>
                 <w:szCs w:val="20"/>
               </w:rPr>
-              <w:t>(</w:t>
-            </w:r>
-            <w:proofErr w:type="gramEnd"/>
-            <w:r>
-              <w:rPr>
-                <w:sz w:val="20"/>
-                <w:szCs w:val="20"/>
-              </w:rPr>
-              <w:t xml:space="preserve">) on ARIMA residuals. Must confirm ARCH effects before </w:t>
+              <w:t xml:space="preserve">() on ARIMA residuals. Must confirm ARCH effects before </w:t>
             </w:r>
             <w:proofErr w:type="spellStart"/>
             <w:r>
@@ -6547,12 +5985,6 @@
         </w:tc>
       </w:tr>
       <w:tr>
-        <w:tblPrEx>
-          <w:tblCellMar>
-            <w:top w:w="0" w:type="dxa"/>
-            <w:bottom w:w="0" w:type="dxa"/>
-          </w:tblCellMar>
-        </w:tblPrEx>
         <w:tc>
           <w:tcPr>
             <w:tcW w:w="560" w:type="dxa"/>
@@ -6602,7 +6034,6 @@
             </w:tcMar>
           </w:tcPr>
           <w:p>
-            <w:proofErr w:type="gramStart"/>
             <w:r>
               <w:rPr>
                 <w:b/>
@@ -6611,9 +6042,146 @@
                 <w:sz w:val="21"/>
                 <w:szCs w:val="21"/>
               </w:rPr>
-              <w:t>GARCH(</w:t>
-            </w:r>
-            <w:proofErr w:type="gramEnd"/>
+              <w:t>GARCH(1,1) Fit</w:t>
+            </w:r>
+          </w:p>
+        </w:tc>
+        <w:tc>
+          <w:tcPr>
+            <w:tcW w:w="4960" w:type="dxa"/>
+            <w:tcBorders>
+              <w:top w:val="single" w:sz="1" w:space="0" w:color="D1D9E6"/>
+              <w:left w:val="single" w:sz="1" w:space="0" w:color="D1D9E6"/>
+              <w:bottom w:val="single" w:sz="1" w:space="0" w:color="D1D9E6"/>
+              <w:right w:val="single" w:sz="1" w:space="0" w:color="D1D9E6"/>
+            </w:tcBorders>
+            <w:shd w:val="clear" w:color="auto" w:fill="FFFFFF"/>
+            <w:tcMar>
+              <w:top w:w="80" w:type="dxa"/>
+              <w:left w:w="130" w:type="dxa"/>
+              <w:bottom w:w="80" w:type="dxa"/>
+              <w:right w:w="130" w:type="dxa"/>
+            </w:tcMar>
+          </w:tcPr>
+          <w:p>
+            <w:proofErr w:type="spellStart"/>
+            <w:r>
+              <w:rPr>
+                <w:sz w:val="20"/>
+                <w:szCs w:val="20"/>
+              </w:rPr>
+              <w:t>ugarchspec</w:t>
+            </w:r>
+            <w:proofErr w:type="spellEnd"/>
+            <w:r>
+              <w:rPr>
+                <w:sz w:val="20"/>
+                <w:szCs w:val="20"/>
+              </w:rPr>
+              <w:t xml:space="preserve"> + </w:t>
+            </w:r>
+            <w:proofErr w:type="spellStart"/>
+            <w:r>
+              <w:rPr>
+                <w:sz w:val="20"/>
+                <w:szCs w:val="20"/>
+              </w:rPr>
+              <w:t>ugarchfit</w:t>
+            </w:r>
+            <w:proofErr w:type="spellEnd"/>
+            <w:r>
+              <w:rPr>
+                <w:sz w:val="20"/>
+                <w:szCs w:val="20"/>
+              </w:rPr>
+              <w:t xml:space="preserve"> with normal and Student-t errors. Compare AIC. Student-t usually wins for financial returns.</w:t>
+            </w:r>
+          </w:p>
+        </w:tc>
+        <w:tc>
+          <w:tcPr>
+            <w:tcW w:w="1480" w:type="dxa"/>
+            <w:tcBorders>
+              <w:top w:val="single" w:sz="1" w:space="0" w:color="D1D9E6"/>
+              <w:left w:val="single" w:sz="1" w:space="0" w:color="D1D9E6"/>
+              <w:bottom w:val="single" w:sz="1" w:space="0" w:color="D1D9E6"/>
+              <w:right w:val="single" w:sz="1" w:space="0" w:color="D1D9E6"/>
+            </w:tcBorders>
+            <w:shd w:val="clear" w:color="auto" w:fill="F5F7FA"/>
+            <w:tcMar>
+              <w:top w:w="80" w:type="dxa"/>
+              <w:left w:w="100" w:type="dxa"/>
+              <w:bottom w:w="80" w:type="dxa"/>
+              <w:right w:w="100" w:type="dxa"/>
+            </w:tcMar>
+          </w:tcPr>
+          <w:p>
+            <w:pPr>
+              <w:jc w:val="center"/>
+            </w:pPr>
+            <w:r>
+              <w:rPr>
+                <w:b/>
+                <w:bCs/>
+                <w:color w:val="2E5FA3"/>
+                <w:sz w:val="19"/>
+                <w:szCs w:val="19"/>
+              </w:rPr>
+              <w:t>R</w:t>
+            </w:r>
+          </w:p>
+        </w:tc>
+      </w:tr>
+      <w:tr>
+        <w:tc>
+          <w:tcPr>
+            <w:tcW w:w="560" w:type="dxa"/>
+            <w:tcBorders>
+              <w:top w:val="single" w:sz="1" w:space="0" w:color="D1D9E6"/>
+              <w:left w:val="single" w:sz="1" w:space="0" w:color="D1D9E6"/>
+              <w:bottom w:val="single" w:sz="1" w:space="0" w:color="D1D9E6"/>
+              <w:right w:val="single" w:sz="1" w:space="0" w:color="D1D9E6"/>
+            </w:tcBorders>
+            <w:shd w:val="clear" w:color="auto" w:fill="E8A020"/>
+            <w:tcMar>
+              <w:top w:w="80" w:type="dxa"/>
+              <w:left w:w="80" w:type="dxa"/>
+              <w:bottom w:w="80" w:type="dxa"/>
+              <w:right w:w="80" w:type="dxa"/>
+            </w:tcMar>
+          </w:tcPr>
+          <w:p>
+            <w:pPr>
+              <w:jc w:val="center"/>
+            </w:pPr>
+            <w:r>
+              <w:rPr>
+                <w:b/>
+                <w:bCs/>
+                <w:color w:val="FFFFFF"/>
+              </w:rPr>
+              <w:t>22</w:t>
+            </w:r>
+          </w:p>
+        </w:tc>
+        <w:tc>
+          <w:tcPr>
+            <w:tcW w:w="2360" w:type="dxa"/>
+            <w:tcBorders>
+              <w:top w:val="single" w:sz="1" w:space="0" w:color="D1D9E6"/>
+              <w:left w:val="single" w:sz="1" w:space="0" w:color="D1D9E6"/>
+              <w:bottom w:val="single" w:sz="1" w:space="0" w:color="D1D9E6"/>
+              <w:right w:val="single" w:sz="1" w:space="0" w:color="D1D9E6"/>
+            </w:tcBorders>
+            <w:shd w:val="clear" w:color="auto" w:fill="F5F7FA"/>
+            <w:tcMar>
+              <w:top w:w="80" w:type="dxa"/>
+              <w:left w:w="130" w:type="dxa"/>
+              <w:bottom w:w="80" w:type="dxa"/>
+              <w:right w:w="130" w:type="dxa"/>
+            </w:tcMar>
+          </w:tcPr>
+          <w:p>
             <w:r>
               <w:rPr>
                 <w:b/>
@@ -6622,7 +6190,7 @@
                 <w:sz w:val="21"/>
                 <w:szCs w:val="21"/>
               </w:rPr>
-              <w:t>1,1) Fit</w:t>
+              <w:t>EGARCH(1,1) Fit</w:t>
             </w:r>
           </w:p>
         </w:tc>
@@ -6635,7 +6203,7 @@
               <w:bottom w:val="single" w:sz="1" w:space="0" w:color="D1D9E6"/>
               <w:right w:val="single" w:sz="1" w:space="0" w:color="D1D9E6"/>
             </w:tcBorders>
-            <w:shd w:val="clear" w:color="auto" w:fill="FFFFFF"/>
+            <w:shd w:val="clear" w:color="auto" w:fill="F5F7FA"/>
             <w:tcMar>
               <w:top w:w="80" w:type="dxa"/>
               <w:left w:w="130" w:type="dxa"/>
@@ -6644,37 +6212,12 @@
             </w:tcMar>
           </w:tcPr>
           <w:p>
-            <w:proofErr w:type="spellStart"/>
-            <w:r>
-              <w:rPr>
-                <w:sz w:val="20"/>
-                <w:szCs w:val="20"/>
-              </w:rPr>
-              <w:t>ugarchspec</w:t>
-            </w:r>
-            <w:proofErr w:type="spellEnd"/>
-            <w:r>
-              <w:rPr>
-                <w:sz w:val="20"/>
-                <w:szCs w:val="20"/>
-              </w:rPr>
-              <w:t xml:space="preserve"> + </w:t>
-            </w:r>
-            <w:proofErr w:type="spellStart"/>
-            <w:r>
-              <w:rPr>
-                <w:sz w:val="20"/>
-                <w:szCs w:val="20"/>
-              </w:rPr>
-              <w:t>ugarchfit</w:t>
-            </w:r>
-            <w:proofErr w:type="spellEnd"/>
-            <w:r>
-              <w:rPr>
-                <w:sz w:val="20"/>
-                <w:szCs w:val="20"/>
-              </w:rPr>
-              <w:t xml:space="preserve"> with normal and Student-t errors. Compare AIC. Student-t usually wins for financial returns.</w:t>
+            <w:r>
+              <w:rPr>
+                <w:sz w:val="20"/>
+                <w:szCs w:val="20"/>
+              </w:rPr>
+              <w:t>Repeat with EGARCH spec. Check gamma: if negative and significant → leverage effect confirmed. Bad news = more volatility than good news.</w:t>
             </w:r>
           </w:p>
         </w:tc>
@@ -6687,7 +6230,7 @@
               <w:bottom w:val="single" w:sz="1" w:space="0" w:color="D1D9E6"/>
               <w:right w:val="single" w:sz="1" w:space="0" w:color="D1D9E6"/>
             </w:tcBorders>
-            <w:shd w:val="clear" w:color="auto" w:fill="F5F7FA"/>
+            <w:shd w:val="clear" w:color="auto" w:fill="E2E8F0"/>
             <w:tcMar>
               <w:top w:w="80" w:type="dxa"/>
               <w:left w:w="100" w:type="dxa"/>
@@ -6713,12 +6256,6 @@
         </w:tc>
       </w:tr>
       <w:tr>
-        <w:tblPrEx>
-          <w:tblCellMar>
-            <w:top w:w="0" w:type="dxa"/>
-            <w:bottom w:w="0" w:type="dxa"/>
-          </w:tblCellMar>
-        </w:tblPrEx>
         <w:tc>
           <w:tcPr>
             <w:tcW w:w="560" w:type="dxa"/>
@@ -6746,7 +6283,7 @@
                 <w:bCs/>
                 <w:color w:val="FFFFFF"/>
               </w:rPr>
-              <w:t>22</w:t>
+              <w:t>23</w:t>
             </w:r>
           </w:p>
         </w:tc>
@@ -6759,7 +6296,7 @@
               <w:bottom w:val="single" w:sz="1" w:space="0" w:color="D1D9E6"/>
               <w:right w:val="single" w:sz="1" w:space="0" w:color="D1D9E6"/>
             </w:tcBorders>
-            <w:shd w:val="clear" w:color="auto" w:fill="F5F7FA"/>
+            <w:shd w:val="clear" w:color="auto" w:fill="FFFFFF"/>
             <w:tcMar>
               <w:top w:w="80" w:type="dxa"/>
               <w:left w:w="130" w:type="dxa"/>
@@ -6768,7 +6305,6 @@
             </w:tcMar>
           </w:tcPr>
           <w:p>
-            <w:proofErr w:type="gramStart"/>
             <w:r>
               <w:rPr>
                 <w:b/>
@@ -6777,18 +6313,7 @@
                 <w:sz w:val="21"/>
                 <w:szCs w:val="21"/>
               </w:rPr>
-              <w:t>EGARCH(</w:t>
-            </w:r>
-            <w:proofErr w:type="gramEnd"/>
-            <w:r>
-              <w:rPr>
-                <w:b/>
-                <w:bCs/>
-                <w:color w:val="1B3A6B"/>
-                <w:sz w:val="21"/>
-                <w:szCs w:val="21"/>
-              </w:rPr>
-              <w:t>1,1) Fit</w:t>
+              <w:t>Model Selection</w:t>
             </w:r>
           </w:p>
         </w:tc>
@@ -6801,34 +6326,34 @@
               <w:bottom w:val="single" w:sz="1" w:space="0" w:color="D1D9E6"/>
               <w:right w:val="single" w:sz="1" w:space="0" w:color="D1D9E6"/>
             </w:tcBorders>
+            <w:shd w:val="clear" w:color="auto" w:fill="FFFFFF"/>
+            <w:tcMar>
+              <w:top w:w="80" w:type="dxa"/>
+              <w:left w:w="130" w:type="dxa"/>
+              <w:bottom w:w="80" w:type="dxa"/>
+              <w:right w:w="130" w:type="dxa"/>
+            </w:tcMar>
+          </w:tcPr>
+          <w:p>
+            <w:r>
+              <w:rPr>
+                <w:sz w:val="20"/>
+                <w:szCs w:val="20"/>
+              </w:rPr>
+              <w:t>Compare GARCH vs EGARCH: AIC, BIC, Nyblom stability test, sign bias test. Select winner per asset. Likely EGARCH wins.</w:t>
+            </w:r>
+          </w:p>
+        </w:tc>
+        <w:tc>
+          <w:tcPr>
+            <w:tcW w:w="1480" w:type="dxa"/>
+            <w:tcBorders>
+              <w:top w:val="single" w:sz="1" w:space="0" w:color="D1D9E6"/>
+              <w:left w:val="single" w:sz="1" w:space="0" w:color="D1D9E6"/>
+              <w:bottom w:val="single" w:sz="1" w:space="0" w:color="D1D9E6"/>
+              <w:right w:val="single" w:sz="1" w:space="0" w:color="D1D9E6"/>
+            </w:tcBorders>
             <w:shd w:val="clear" w:color="auto" w:fill="F5F7FA"/>
-            <w:tcMar>
-              <w:top w:w="80" w:type="dxa"/>
-              <w:left w:w="130" w:type="dxa"/>
-              <w:bottom w:w="80" w:type="dxa"/>
-              <w:right w:w="130" w:type="dxa"/>
-            </w:tcMar>
-          </w:tcPr>
-          <w:p>
-            <w:r>
-              <w:rPr>
-                <w:sz w:val="20"/>
-                <w:szCs w:val="20"/>
-              </w:rPr>
-              <w:t>Repeat with EGARCH spec. Check gamma: if negative and significant → leverage effect confirmed. Bad news = more volatility than good news.</w:t>
-            </w:r>
-          </w:p>
-        </w:tc>
-        <w:tc>
-          <w:tcPr>
-            <w:tcW w:w="1480" w:type="dxa"/>
-            <w:tcBorders>
-              <w:top w:val="single" w:sz="1" w:space="0" w:color="D1D9E6"/>
-              <w:left w:val="single" w:sz="1" w:space="0" w:color="D1D9E6"/>
-              <w:bottom w:val="single" w:sz="1" w:space="0" w:color="D1D9E6"/>
-              <w:right w:val="single" w:sz="1" w:space="0" w:color="D1D9E6"/>
-            </w:tcBorders>
-            <w:shd w:val="clear" w:color="auto" w:fill="E2E8F0"/>
             <w:tcMar>
               <w:top w:w="80" w:type="dxa"/>
               <w:left w:w="100" w:type="dxa"/>
@@ -6854,141 +6379,6 @@
         </w:tc>
       </w:tr>
       <w:tr>
-        <w:tblPrEx>
-          <w:tblCellMar>
-            <w:top w:w="0" w:type="dxa"/>
-            <w:bottom w:w="0" w:type="dxa"/>
-          </w:tblCellMar>
-        </w:tblPrEx>
-        <w:tc>
-          <w:tcPr>
-            <w:tcW w:w="560" w:type="dxa"/>
-            <w:tcBorders>
-              <w:top w:val="single" w:sz="1" w:space="0" w:color="D1D9E6"/>
-              <w:left w:val="single" w:sz="1" w:space="0" w:color="D1D9E6"/>
-              <w:bottom w:val="single" w:sz="1" w:space="0" w:color="D1D9E6"/>
-              <w:right w:val="single" w:sz="1" w:space="0" w:color="D1D9E6"/>
-            </w:tcBorders>
-            <w:shd w:val="clear" w:color="auto" w:fill="E8A020"/>
-            <w:tcMar>
-              <w:top w:w="80" w:type="dxa"/>
-              <w:left w:w="80" w:type="dxa"/>
-              <w:bottom w:w="80" w:type="dxa"/>
-              <w:right w:w="80" w:type="dxa"/>
-            </w:tcMar>
-          </w:tcPr>
-          <w:p>
-            <w:pPr>
-              <w:jc w:val="center"/>
-            </w:pPr>
-            <w:r>
-              <w:rPr>
-                <w:b/>
-                <w:bCs/>
-                <w:color w:val="FFFFFF"/>
-              </w:rPr>
-              <w:t>23</w:t>
-            </w:r>
-          </w:p>
-        </w:tc>
-        <w:tc>
-          <w:tcPr>
-            <w:tcW w:w="2360" w:type="dxa"/>
-            <w:tcBorders>
-              <w:top w:val="single" w:sz="1" w:space="0" w:color="D1D9E6"/>
-              <w:left w:val="single" w:sz="1" w:space="0" w:color="D1D9E6"/>
-              <w:bottom w:val="single" w:sz="1" w:space="0" w:color="D1D9E6"/>
-              <w:right w:val="single" w:sz="1" w:space="0" w:color="D1D9E6"/>
-            </w:tcBorders>
-            <w:shd w:val="clear" w:color="auto" w:fill="FFFFFF"/>
-            <w:tcMar>
-              <w:top w:w="80" w:type="dxa"/>
-              <w:left w:w="130" w:type="dxa"/>
-              <w:bottom w:w="80" w:type="dxa"/>
-              <w:right w:w="130" w:type="dxa"/>
-            </w:tcMar>
-          </w:tcPr>
-          <w:p>
-            <w:r>
-              <w:rPr>
-                <w:b/>
-                <w:bCs/>
-                <w:color w:val="1B3A6B"/>
-                <w:sz w:val="21"/>
-                <w:szCs w:val="21"/>
-              </w:rPr>
-              <w:t>Model Selection</w:t>
-            </w:r>
-          </w:p>
-        </w:tc>
-        <w:tc>
-          <w:tcPr>
-            <w:tcW w:w="4960" w:type="dxa"/>
-            <w:tcBorders>
-              <w:top w:val="single" w:sz="1" w:space="0" w:color="D1D9E6"/>
-              <w:left w:val="single" w:sz="1" w:space="0" w:color="D1D9E6"/>
-              <w:bottom w:val="single" w:sz="1" w:space="0" w:color="D1D9E6"/>
-              <w:right w:val="single" w:sz="1" w:space="0" w:color="D1D9E6"/>
-            </w:tcBorders>
-            <w:shd w:val="clear" w:color="auto" w:fill="FFFFFF"/>
-            <w:tcMar>
-              <w:top w:w="80" w:type="dxa"/>
-              <w:left w:w="130" w:type="dxa"/>
-              <w:bottom w:w="80" w:type="dxa"/>
-              <w:right w:w="130" w:type="dxa"/>
-            </w:tcMar>
-          </w:tcPr>
-          <w:p>
-            <w:r>
-              <w:rPr>
-                <w:sz w:val="20"/>
-                <w:szCs w:val="20"/>
-              </w:rPr>
-              <w:t>Compare GARCH vs EGARCH: AIC, BIC, Nyblom stability test, sign bias test. Select winner per asset. Likely EGARCH wins.</w:t>
-            </w:r>
-          </w:p>
-        </w:tc>
-        <w:tc>
-          <w:tcPr>
-            <w:tcW w:w="1480" w:type="dxa"/>
-            <w:tcBorders>
-              <w:top w:val="single" w:sz="1" w:space="0" w:color="D1D9E6"/>
-              <w:left w:val="single" w:sz="1" w:space="0" w:color="D1D9E6"/>
-              <w:bottom w:val="single" w:sz="1" w:space="0" w:color="D1D9E6"/>
-              <w:right w:val="single" w:sz="1" w:space="0" w:color="D1D9E6"/>
-            </w:tcBorders>
-            <w:shd w:val="clear" w:color="auto" w:fill="F5F7FA"/>
-            <w:tcMar>
-              <w:top w:w="80" w:type="dxa"/>
-              <w:left w:w="100" w:type="dxa"/>
-              <w:bottom w:w="80" w:type="dxa"/>
-              <w:right w:w="100" w:type="dxa"/>
-            </w:tcMar>
-          </w:tcPr>
-          <w:p>
-            <w:pPr>
-              <w:jc w:val="center"/>
-            </w:pPr>
-            <w:r>
-              <w:rPr>
-                <w:b/>
-                <w:bCs/>
-                <w:color w:val="2E5FA3"/>
-                <w:sz w:val="19"/>
-                <w:szCs w:val="19"/>
-              </w:rPr>
-              <w:t>R</w:t>
-            </w:r>
-          </w:p>
-        </w:tc>
-      </w:tr>
-      <w:tr>
-        <w:tblPrEx>
-          <w:tblCellMar>
-            <w:top w:w="0" w:type="dxa"/>
-            <w:bottom w:w="0" w:type="dxa"/>
-          </w:tblCellMar>
-        </w:tblPrEx>
         <w:tc>
           <w:tcPr>
             <w:tcW w:w="560" w:type="dxa"/>
@@ -7177,12 +6567,6 @@
         <w:gridCol w:w="3047"/>
       </w:tblGrid>
       <w:tr>
-        <w:tblPrEx>
-          <w:tblCellMar>
-            <w:top w:w="0" w:type="dxa"/>
-            <w:bottom w:w="0" w:type="dxa"/>
-          </w:tblCellMar>
-        </w:tblPrEx>
         <w:tc>
           <w:tcPr>
             <w:tcW w:w="0" w:type="auto"/>
@@ -7324,12 +6708,6 @@
         <w:gridCol w:w="9360"/>
       </w:tblGrid>
       <w:tr>
-        <w:tblPrEx>
-          <w:tblCellMar>
-            <w:top w:w="0" w:type="dxa"/>
-            <w:bottom w:w="0" w:type="dxa"/>
-          </w:tblCellMar>
-        </w:tblPrEx>
         <w:tc>
           <w:tcPr>
             <w:tcW w:w="0" w:type="auto"/>
@@ -7415,12 +6793,6 @@
         <w:gridCol w:w="1480"/>
       </w:tblGrid>
       <w:tr>
-        <w:tblPrEx>
-          <w:tblCellMar>
-            <w:top w:w="0" w:type="dxa"/>
-            <w:bottom w:w="0" w:type="dxa"/>
-          </w:tblCellMar>
-        </w:tblPrEx>
         <w:tc>
           <w:tcPr>
             <w:tcW w:w="560" w:type="dxa"/>
@@ -7549,12 +6921,6 @@
         </w:tc>
       </w:tr>
       <w:tr>
-        <w:tblPrEx>
-          <w:tblCellMar>
-            <w:top w:w="0" w:type="dxa"/>
-            <w:bottom w:w="0" w:type="dxa"/>
-          </w:tblCellMar>
-        </w:tblPrEx>
         <w:tc>
           <w:tcPr>
             <w:tcW w:w="560" w:type="dxa"/>
@@ -7678,12 +7044,6 @@
         </w:tc>
       </w:tr>
       <w:tr>
-        <w:tblPrEx>
-          <w:tblCellMar>
-            <w:top w:w="0" w:type="dxa"/>
-            <w:bottom w:w="0" w:type="dxa"/>
-          </w:tblCellMar>
-        </w:tblPrEx>
         <w:tc>
           <w:tcPr>
             <w:tcW w:w="560" w:type="dxa"/>
@@ -7848,12 +7208,6 @@
         </w:tc>
       </w:tr>
       <w:tr>
-        <w:tblPrEx>
-          <w:tblCellMar>
-            <w:top w:w="0" w:type="dxa"/>
-            <w:bottom w:w="0" w:type="dxa"/>
-          </w:tblCellMar>
-        </w:tblPrEx>
         <w:tc>
           <w:tcPr>
             <w:tcW w:w="560" w:type="dxa"/>
@@ -7977,12 +7331,6 @@
         </w:tc>
       </w:tr>
       <w:tr>
-        <w:tblPrEx>
-          <w:tblCellMar>
-            <w:top w:w="0" w:type="dxa"/>
-            <w:bottom w:w="0" w:type="dxa"/>
-          </w:tblCellMar>
-        </w:tblPrEx>
         <w:tc>
           <w:tcPr>
             <w:tcW w:w="560" w:type="dxa"/>
@@ -8106,12 +7454,6 @@
         </w:tc>
       </w:tr>
       <w:tr>
-        <w:tblPrEx>
-          <w:tblCellMar>
-            <w:top w:w="0" w:type="dxa"/>
-            <w:bottom w:w="0" w:type="dxa"/>
-          </w:tblCellMar>
-        </w:tblPrEx>
         <w:tc>
           <w:tcPr>
             <w:tcW w:w="560" w:type="dxa"/>
@@ -8207,7 +7549,6 @@
               <w:t>predict_proba</w:t>
             </w:r>
             <w:proofErr w:type="spellEnd"/>
-            <w:proofErr w:type="gramStart"/>
             <w:r>
               <w:rPr>
                 <w:sz w:val="20"/>
@@ -8216,7 +7557,6 @@
               <w:t>()[:,</w:t>
             </w:r>
             <w:proofErr w:type="spellStart"/>
-            <w:proofErr w:type="gramEnd"/>
             <w:r>
               <w:rPr>
                 <w:sz w:val="20"/>
@@ -8269,12 +7609,6 @@
         </w:tc>
       </w:tr>
       <w:tr>
-        <w:tblPrEx>
-          <w:tblCellMar>
-            <w:top w:w="0" w:type="dxa"/>
-            <w:bottom w:w="0" w:type="dxa"/>
-          </w:tblCellMar>
-        </w:tblPrEx>
         <w:tc>
           <w:tcPr>
             <w:tcW w:w="560" w:type="dxa"/>
@@ -8435,12 +7769,6 @@
         <w:gridCol w:w="3114"/>
       </w:tblGrid>
       <w:tr>
-        <w:tblPrEx>
-          <w:tblCellMar>
-            <w:top w:w="0" w:type="dxa"/>
-            <w:bottom w:w="0" w:type="dxa"/>
-          </w:tblCellMar>
-        </w:tblPrEx>
         <w:tc>
           <w:tcPr>
             <w:tcW w:w="0" w:type="auto"/>
@@ -8583,12 +7911,6 @@
         <w:gridCol w:w="9360"/>
       </w:tblGrid>
       <w:tr>
-        <w:tblPrEx>
-          <w:tblCellMar>
-            <w:top w:w="0" w:type="dxa"/>
-            <w:bottom w:w="0" w:type="dxa"/>
-          </w:tblCellMar>
-        </w:tblPrEx>
         <w:tc>
           <w:tcPr>
             <w:tcW w:w="0" w:type="auto"/>
@@ -8674,12 +7996,6 @@
         <w:gridCol w:w="1480"/>
       </w:tblGrid>
       <w:tr>
-        <w:tblPrEx>
-          <w:tblCellMar>
-            <w:top w:w="0" w:type="dxa"/>
-            <w:bottom w:w="0" w:type="dxa"/>
-          </w:tblCellMar>
-        </w:tblPrEx>
         <w:tc>
           <w:tcPr>
             <w:tcW w:w="560" w:type="dxa"/>
@@ -8808,12 +8124,6 @@
         </w:tc>
       </w:tr>
       <w:tr>
-        <w:tblPrEx>
-          <w:tblCellMar>
-            <w:top w:w="0" w:type="dxa"/>
-            <w:bottom w:w="0" w:type="dxa"/>
-          </w:tblCellMar>
-        </w:tblPrEx>
         <w:tc>
           <w:tcPr>
             <w:tcW w:w="560" w:type="dxa"/>
@@ -8937,12 +8247,6 @@
         </w:tc>
       </w:tr>
       <w:tr>
-        <w:tblPrEx>
-          <w:tblCellMar>
-            <w:top w:w="0" w:type="dxa"/>
-            <w:bottom w:w="0" w:type="dxa"/>
-          </w:tblCellMar>
-        </w:tblPrEx>
         <w:tc>
           <w:tcPr>
             <w:tcW w:w="560" w:type="dxa"/>
@@ -9023,7 +8327,6 @@
           </w:tcPr>
           <w:p>
             <w:proofErr w:type="spellStart"/>
-            <w:proofErr w:type="gramStart"/>
             <w:r>
               <w:rPr>
                 <w:sz w:val="20"/>
@@ -9037,15 +8340,7 @@
                 <w:sz w:val="20"/>
                 <w:szCs w:val="20"/>
               </w:rPr>
-              <w:t>(</w:t>
-            </w:r>
-            <w:proofErr w:type="gramEnd"/>
-            <w:r>
-              <w:rPr>
-                <w:sz w:val="20"/>
-                <w:szCs w:val="20"/>
-              </w:rPr>
-              <w:t>) on exceedances above u. Estimate shape xi (tail heaviness) and scale sigma. xi &gt; 0 = heavy tail confirmed.</w:t>
+              <w:t>() on exceedances above u. Estimate shape xi (tail heaviness) and scale sigma. xi &gt; 0 = heavy tail confirmed.</w:t>
             </w:r>
           </w:p>
         </w:tc>
@@ -9084,12 +8379,6 @@
         </w:tc>
       </w:tr>
       <w:tr>
-        <w:tblPrEx>
-          <w:tblCellMar>
-            <w:top w:w="0" w:type="dxa"/>
-            <w:bottom w:w="0" w:type="dxa"/>
-          </w:tblCellMar>
-        </w:tblPrEx>
         <w:tc>
           <w:tcPr>
             <w:tcW w:w="560" w:type="dxa"/>
@@ -9213,12 +8502,6 @@
         </w:tc>
       </w:tr>
       <w:tr>
-        <w:tblPrEx>
-          <w:tblCellMar>
-            <w:top w:w="0" w:type="dxa"/>
-            <w:bottom w:w="0" w:type="dxa"/>
-          </w:tblCellMar>
-        </w:tblPrEx>
         <w:tc>
           <w:tcPr>
             <w:tcW w:w="560" w:type="dxa"/>
@@ -9370,12 +8653,6 @@
         </w:tc>
       </w:tr>
       <w:tr>
-        <w:tblPrEx>
-          <w:tblCellMar>
-            <w:top w:w="0" w:type="dxa"/>
-            <w:bottom w:w="0" w:type="dxa"/>
-          </w:tblCellMar>
-        </w:tblPrEx>
         <w:tc>
           <w:tcPr>
             <w:tcW w:w="560" w:type="dxa"/>
@@ -9531,12 +8808,6 @@
         <w:gridCol w:w="5144"/>
       </w:tblGrid>
       <w:tr>
-        <w:tblPrEx>
-          <w:tblCellMar>
-            <w:top w:w="0" w:type="dxa"/>
-            <w:bottom w:w="0" w:type="dxa"/>
-          </w:tblCellMar>
-        </w:tblPrEx>
         <w:tc>
           <w:tcPr>
             <w:tcW w:w="0" w:type="auto"/>
@@ -9694,12 +8965,6 @@
         <w:gridCol w:w="1480"/>
       </w:tblGrid>
       <w:tr>
-        <w:tblPrEx>
-          <w:tblCellMar>
-            <w:top w:w="0" w:type="dxa"/>
-            <w:bottom w:w="0" w:type="dxa"/>
-          </w:tblCellMar>
-        </w:tblPrEx>
         <w:tc>
           <w:tcPr>
             <w:tcW w:w="560" w:type="dxa"/>
@@ -9828,12 +9093,6 @@
         </w:tc>
       </w:tr>
       <w:tr>
-        <w:tblPrEx>
-          <w:tblCellMar>
-            <w:top w:w="0" w:type="dxa"/>
-            <w:bottom w:w="0" w:type="dxa"/>
-          </w:tblCellMar>
-        </w:tblPrEx>
         <w:tc>
           <w:tcPr>
             <w:tcW w:w="560" w:type="dxa"/>
@@ -9973,12 +9232,6 @@
         </w:tc>
       </w:tr>
       <w:tr>
-        <w:tblPrEx>
-          <w:tblCellMar>
-            <w:top w:w="0" w:type="dxa"/>
-            <w:bottom w:w="0" w:type="dxa"/>
-          </w:tblCellMar>
-        </w:tblPrEx>
         <w:tc>
           <w:tcPr>
             <w:tcW w:w="560" w:type="dxa"/>
@@ -10102,12 +9355,6 @@
         </w:tc>
       </w:tr>
       <w:tr>
-        <w:tblPrEx>
-          <w:tblCellMar>
-            <w:top w:w="0" w:type="dxa"/>
-            <w:bottom w:w="0" w:type="dxa"/>
-          </w:tblCellMar>
-        </w:tblPrEx>
         <w:tc>
           <w:tcPr>
             <w:tcW w:w="560" w:type="dxa"/>
@@ -10268,12 +9515,6 @@
         <w:gridCol w:w="3442"/>
       </w:tblGrid>
       <w:tr>
-        <w:tblPrEx>
-          <w:tblCellMar>
-            <w:top w:w="0" w:type="dxa"/>
-            <w:bottom w:w="0" w:type="dxa"/>
-          </w:tblCellMar>
-        </w:tblPrEx>
         <w:tc>
           <w:tcPr>
             <w:tcW w:w="0" w:type="auto"/>
@@ -10416,12 +9657,6 @@
         <w:gridCol w:w="9360"/>
       </w:tblGrid>
       <w:tr>
-        <w:tblPrEx>
-          <w:tblCellMar>
-            <w:top w:w="0" w:type="dxa"/>
-            <w:bottom w:w="0" w:type="dxa"/>
-          </w:tblCellMar>
-        </w:tblPrEx>
         <w:tc>
           <w:tcPr>
             <w:tcW w:w="0" w:type="auto"/>
@@ -10499,12 +9734,6 @@
         <w:gridCol w:w="1480"/>
       </w:tblGrid>
       <w:tr>
-        <w:tblPrEx>
-          <w:tblCellMar>
-            <w:top w:w="0" w:type="dxa"/>
-            <w:bottom w:w="0" w:type="dxa"/>
-          </w:tblCellMar>
-        </w:tblPrEx>
         <w:tc>
           <w:tcPr>
             <w:tcW w:w="560" w:type="dxa"/>
@@ -10633,12 +9862,6 @@
         </w:tc>
       </w:tr>
       <w:tr>
-        <w:tblPrEx>
-          <w:tblCellMar>
-            <w:top w:w="0" w:type="dxa"/>
-            <w:bottom w:w="0" w:type="dxa"/>
-          </w:tblCellMar>
-        </w:tblPrEx>
         <w:tc>
           <w:tcPr>
             <w:tcW w:w="560" w:type="dxa"/>
@@ -10828,12 +10051,6 @@
         <w:gridCol w:w="9360"/>
       </w:tblGrid>
       <w:tr>
-        <w:tblPrEx>
-          <w:tblCellMar>
-            <w:top w:w="0" w:type="dxa"/>
-            <w:bottom w:w="0" w:type="dxa"/>
-          </w:tblCellMar>
-        </w:tblPrEx>
         <w:tc>
           <w:tcPr>
             <w:tcW w:w="0" w:type="auto"/>
@@ -11029,17 +10246,8 @@
                 <w:sz w:val="20"/>
                 <w:szCs w:val="20"/>
               </w:rPr>
-              <w:t>(t)</w:t>
-            </w:r>
-            <w:proofErr w:type="gramStart"/>
-            <w:r>
-              <w:rPr>
-                <w:sz w:val="20"/>
-                <w:szCs w:val="20"/>
-              </w:rPr>
-              <w:t>) ]</w:t>
-            </w:r>
-            <w:proofErr w:type="gramEnd"/>
+              <w:t>(t)) ]</w:t>
+            </w:r>
           </w:p>
           <w:p>
             <w:pPr>
@@ -11161,12 +10369,6 @@
         <w:gridCol w:w="1480"/>
       </w:tblGrid>
       <w:tr>
-        <w:tblPrEx>
-          <w:tblCellMar>
-            <w:top w:w="0" w:type="dxa"/>
-            <w:bottom w:w="0" w:type="dxa"/>
-          </w:tblCellMar>
-        </w:tblPrEx>
         <w:tc>
           <w:tcPr>
             <w:tcW w:w="560" w:type="dxa"/>
@@ -11295,12 +10497,6 @@
         </w:tc>
       </w:tr>
       <w:tr>
-        <w:tblPrEx>
-          <w:tblCellMar>
-            <w:top w:w="0" w:type="dxa"/>
-            <w:bottom w:w="0" w:type="dxa"/>
-          </w:tblCellMar>
-        </w:tblPrEx>
         <w:tc>
           <w:tcPr>
             <w:tcW w:w="560" w:type="dxa"/>
@@ -11385,23 +10581,7 @@
                 <w:sz w:val="20"/>
                 <w:szCs w:val="20"/>
               </w:rPr>
-              <w:t xml:space="preserve">Rolling 63-day entropy for V(t), P(t), T(t) separately. Plot all </w:t>
-            </w:r>
-            <w:proofErr w:type="gramStart"/>
-            <w:r>
-              <w:rPr>
-                <w:sz w:val="20"/>
-                <w:szCs w:val="20"/>
-              </w:rPr>
-              <w:t>three entropy</w:t>
-            </w:r>
-            <w:proofErr w:type="gramEnd"/>
-            <w:r>
-              <w:rPr>
-                <w:sz w:val="20"/>
-                <w:szCs w:val="20"/>
-              </w:rPr>
-              <w:t xml:space="preserve"> series — they should diverge during stress.</w:t>
+              <w:t>Rolling 63-day entropy for V(t), P(t), T(t) separately. Plot all three entropy series — they should diverge during stress.</w:t>
             </w:r>
           </w:p>
         </w:tc>
@@ -11440,12 +10620,6 @@
         </w:tc>
       </w:tr>
       <w:tr>
-        <w:tblPrEx>
-          <w:tblCellMar>
-            <w:top w:w="0" w:type="dxa"/>
-            <w:bottom w:w="0" w:type="dxa"/>
-          </w:tblCellMar>
-        </w:tblPrEx>
         <w:tc>
           <w:tcPr>
             <w:tcW w:w="560" w:type="dxa"/>
@@ -11644,12 +10818,6 @@
         <w:gridCol w:w="9360"/>
       </w:tblGrid>
       <w:tr>
-        <w:tblPrEx>
-          <w:tblCellMar>
-            <w:top w:w="0" w:type="dxa"/>
-            <w:bottom w:w="0" w:type="dxa"/>
-          </w:tblCellMar>
-        </w:tblPrEx>
         <w:tc>
           <w:tcPr>
             <w:tcW w:w="0" w:type="auto"/>
@@ -11862,23 +11030,7 @@
                 <w:sz w:val="20"/>
                 <w:szCs w:val="20"/>
               </w:rPr>
-              <w:t xml:space="preserve"> [ </w:t>
-            </w:r>
-            <w:proofErr w:type="gramStart"/>
-            <w:r>
-              <w:rPr>
-                <w:sz w:val="20"/>
-                <w:szCs w:val="20"/>
-              </w:rPr>
-              <w:t>P(</w:t>
-            </w:r>
-            <w:proofErr w:type="gramEnd"/>
-            <w:r>
-              <w:rPr>
-                <w:sz w:val="20"/>
-                <w:szCs w:val="20"/>
-              </w:rPr>
-              <w:t xml:space="preserve">state=s | t) * </w:t>
+              <w:t xml:space="preserve"> [ P(state=s | t) * </w:t>
             </w:r>
             <w:proofErr w:type="spellStart"/>
             <w:r>
@@ -11886,15 +11038,7 @@
                 <w:sz w:val="20"/>
                 <w:szCs w:val="20"/>
               </w:rPr>
-              <w:t>multiplier_i_</w:t>
-            </w:r>
-            <w:proofErr w:type="gramStart"/>
-            <w:r>
-              <w:rPr>
-                <w:sz w:val="20"/>
-                <w:szCs w:val="20"/>
-              </w:rPr>
-              <w:t>s</w:t>
+              <w:t>multiplier_i_s</w:t>
             </w:r>
             <w:proofErr w:type="spellEnd"/>
             <w:r>
@@ -11904,7 +11048,6 @@
               </w:rPr>
               <w:t xml:space="preserve"> ]</w:t>
             </w:r>
-            <w:proofErr w:type="gramEnd"/>
           </w:p>
           <w:p>
             <w:pPr>
@@ -11950,12 +11093,6 @@
         <w:gridCol w:w="1480"/>
       </w:tblGrid>
       <w:tr>
-        <w:tblPrEx>
-          <w:tblCellMar>
-            <w:top w:w="0" w:type="dxa"/>
-            <w:bottom w:w="0" w:type="dxa"/>
-          </w:tblCellMar>
-        </w:tblPrEx>
         <w:tc>
           <w:tcPr>
             <w:tcW w:w="560" w:type="dxa"/>
@@ -12084,12 +11221,6 @@
         </w:tc>
       </w:tr>
       <w:tr>
-        <w:tblPrEx>
-          <w:tblCellMar>
-            <w:top w:w="0" w:type="dxa"/>
-            <w:bottom w:w="0" w:type="dxa"/>
-          </w:tblCellMar>
-        </w:tblPrEx>
         <w:tc>
           <w:tcPr>
             <w:tcW w:w="560" w:type="dxa"/>
@@ -12261,12 +11392,6 @@
         </w:tc>
       </w:tr>
       <w:tr>
-        <w:tblPrEx>
-          <w:tblCellMar>
-            <w:top w:w="0" w:type="dxa"/>
-            <w:bottom w:w="0" w:type="dxa"/>
-          </w:tblCellMar>
-        </w:tblPrEx>
         <w:tc>
           <w:tcPr>
             <w:tcW w:w="560" w:type="dxa"/>
@@ -12431,12 +11556,6 @@
         </w:tc>
       </w:tr>
       <w:tr>
-        <w:tblPrEx>
-          <w:tblCellMar>
-            <w:top w:w="0" w:type="dxa"/>
-            <w:bottom w:w="0" w:type="dxa"/>
-          </w:tblCellMar>
-        </w:tblPrEx>
         <w:tc>
           <w:tcPr>
             <w:tcW w:w="560" w:type="dxa"/>
@@ -12617,12 +11736,6 @@
         </w:tc>
       </w:tr>
       <w:tr>
-        <w:tblPrEx>
-          <w:tblCellMar>
-            <w:top w:w="0" w:type="dxa"/>
-            <w:bottom w:w="0" w:type="dxa"/>
-          </w:tblCellMar>
-        </w:tblPrEx>
         <w:tc>
           <w:tcPr>
             <w:tcW w:w="560" w:type="dxa"/>
@@ -12844,12 +11957,6 @@
         <w:gridCol w:w="9360"/>
       </w:tblGrid>
       <w:tr>
-        <w:tblPrEx>
-          <w:tblCellMar>
-            <w:top w:w="0" w:type="dxa"/>
-            <w:bottom w:w="0" w:type="dxa"/>
-          </w:tblCellMar>
-        </w:tblPrEx>
         <w:tc>
           <w:tcPr>
             <w:tcW w:w="0" w:type="auto"/>
@@ -12904,23 +12011,7 @@
                 <w:sz w:val="20"/>
                 <w:szCs w:val="20"/>
               </w:rPr>
-              <w:t>(t) * V(</w:t>
-            </w:r>
-            <w:proofErr w:type="gramStart"/>
-            <w:r>
-              <w:rPr>
-                <w:sz w:val="20"/>
-                <w:szCs w:val="20"/>
-              </w:rPr>
-              <w:t>t)  +</w:t>
-            </w:r>
-            <w:proofErr w:type="gramEnd"/>
-            <w:r>
-              <w:rPr>
-                <w:sz w:val="20"/>
-                <w:szCs w:val="20"/>
-              </w:rPr>
-              <w:t xml:space="preserve">  </w:t>
+              <w:t xml:space="preserve">(t) * V(t)  +  </w:t>
             </w:r>
             <w:proofErr w:type="spellStart"/>
             <w:r>
@@ -12936,23 +12027,7 @@
                 <w:sz w:val="20"/>
                 <w:szCs w:val="20"/>
               </w:rPr>
-              <w:t>(t) * P(</w:t>
-            </w:r>
-            <w:proofErr w:type="gramStart"/>
-            <w:r>
-              <w:rPr>
-                <w:sz w:val="20"/>
-                <w:szCs w:val="20"/>
-              </w:rPr>
-              <w:t>t)  +</w:t>
-            </w:r>
-            <w:proofErr w:type="gramEnd"/>
-            <w:r>
-              <w:rPr>
-                <w:sz w:val="20"/>
-                <w:szCs w:val="20"/>
-              </w:rPr>
-              <w:t xml:space="preserve">  </w:t>
+              <w:t xml:space="preserve">(t) * P(t)  +  </w:t>
             </w:r>
             <w:proofErr w:type="spellStart"/>
             <w:r>
@@ -13076,12 +12151,6 @@
         <w:gridCol w:w="1480"/>
       </w:tblGrid>
       <w:tr>
-        <w:tblPrEx>
-          <w:tblCellMar>
-            <w:top w:w="0" w:type="dxa"/>
-            <w:bottom w:w="0" w:type="dxa"/>
-          </w:tblCellMar>
-        </w:tblPrEx>
         <w:tc>
           <w:tcPr>
             <w:tcW w:w="560" w:type="dxa"/>
@@ -13210,12 +12279,6 @@
         </w:tc>
       </w:tr>
       <w:tr>
-        <w:tblPrEx>
-          <w:tblCellMar>
-            <w:top w:w="0" w:type="dxa"/>
-            <w:bottom w:w="0" w:type="dxa"/>
-          </w:tblCellMar>
-        </w:tblPrEx>
         <w:tc>
           <w:tcPr>
             <w:tcW w:w="560" w:type="dxa"/>
@@ -13355,12 +12418,6 @@
         </w:tc>
       </w:tr>
       <w:tr>
-        <w:tblPrEx>
-          <w:tblCellMar>
-            <w:top w:w="0" w:type="dxa"/>
-            <w:bottom w:w="0" w:type="dxa"/>
-          </w:tblCellMar>
-        </w:tblPrEx>
         <w:tc>
           <w:tcPr>
             <w:tcW w:w="560" w:type="dxa"/>
@@ -13537,12 +12594,6 @@
         <w:gridCol w:w="5214"/>
       </w:tblGrid>
       <w:tr>
-        <w:tblPrEx>
-          <w:tblCellMar>
-            <w:top w:w="0" w:type="dxa"/>
-            <w:bottom w:w="0" w:type="dxa"/>
-          </w:tblCellMar>
-        </w:tblPrEx>
         <w:tc>
           <w:tcPr>
             <w:tcW w:w="0" w:type="auto"/>
@@ -13675,12 +12726,6 @@
         <w:gridCol w:w="9360"/>
       </w:tblGrid>
       <w:tr>
-        <w:tblPrEx>
-          <w:tblCellMar>
-            <w:top w:w="0" w:type="dxa"/>
-            <w:bottom w:w="0" w:type="dxa"/>
-          </w:tblCellMar>
-        </w:tblPrEx>
         <w:tc>
           <w:tcPr>
             <w:tcW w:w="0" w:type="auto"/>
@@ -13763,12 +12808,6 @@
         <w:gridCol w:w="1480"/>
       </w:tblGrid>
       <w:tr>
-        <w:tblPrEx>
-          <w:tblCellMar>
-            <w:top w:w="0" w:type="dxa"/>
-            <w:bottom w:w="0" w:type="dxa"/>
-          </w:tblCellMar>
-        </w:tblPrEx>
         <w:tc>
           <w:tcPr>
             <w:tcW w:w="560" w:type="dxa"/>
@@ -13897,12 +12936,6 @@
         </w:tc>
       </w:tr>
       <w:tr>
-        <w:tblPrEx>
-          <w:tblCellMar>
-            <w:top w:w="0" w:type="dxa"/>
-            <w:bottom w:w="0" w:type="dxa"/>
-          </w:tblCellMar>
-        </w:tblPrEx>
         <w:tc>
           <w:tcPr>
             <w:tcW w:w="560" w:type="dxa"/>
@@ -14067,12 +13100,6 @@
         </w:tc>
       </w:tr>
       <w:tr>
-        <w:tblPrEx>
-          <w:tblCellMar>
-            <w:top w:w="0" w:type="dxa"/>
-            <w:bottom w:w="0" w:type="dxa"/>
-          </w:tblCellMar>
-        </w:tblPrEx>
         <w:tc>
           <w:tcPr>
             <w:tcW w:w="560" w:type="dxa"/>
@@ -14157,23 +13184,7 @@
                 <w:sz w:val="20"/>
                 <w:szCs w:val="20"/>
               </w:rPr>
-              <w:t>PCA on [</w:t>
-            </w:r>
-            <w:proofErr w:type="gramStart"/>
-            <w:r>
-              <w:rPr>
-                <w:sz w:val="20"/>
-                <w:szCs w:val="20"/>
-              </w:rPr>
-              <w:t>V,P</w:t>
-            </w:r>
-            <w:proofErr w:type="gramEnd"/>
-            <w:r>
-              <w:rPr>
-                <w:sz w:val="20"/>
-                <w:szCs w:val="20"/>
-              </w:rPr>
-              <w:t>,T] matrix. PC1 loadings as weights. Static over full sample. Baseline 2.</w:t>
+              <w:t>PCA on [V,P,T] matrix. PC1 loadings as weights. Static over full sample. Baseline 2.</w:t>
             </w:r>
           </w:p>
         </w:tc>
@@ -14212,12 +13223,6 @@
         </w:tc>
       </w:tr>
       <w:tr>
-        <w:tblPrEx>
-          <w:tblCellMar>
-            <w:top w:w="0" w:type="dxa"/>
-            <w:bottom w:w="0" w:type="dxa"/>
-          </w:tblCellMar>
-        </w:tblPrEx>
         <w:tc>
           <w:tcPr>
             <w:tcW w:w="560" w:type="dxa"/>
@@ -14341,12 +13346,6 @@
         </w:tc>
       </w:tr>
       <w:tr>
-        <w:tblPrEx>
-          <w:tblCellMar>
-            <w:top w:w="0" w:type="dxa"/>
-            <w:bottom w:w="0" w:type="dxa"/>
-          </w:tblCellMar>
-        </w:tblPrEx>
         <w:tc>
           <w:tcPr>
             <w:tcW w:w="560" w:type="dxa"/>
@@ -14470,12 +13469,6 @@
         </w:tc>
       </w:tr>
       <w:tr>
-        <w:tblPrEx>
-          <w:tblCellMar>
-            <w:top w:w="0" w:type="dxa"/>
-            <w:bottom w:w="0" w:type="dxa"/>
-          </w:tblCellMar>
-        </w:tblPrEx>
         <w:tc>
           <w:tcPr>
             <w:tcW w:w="560" w:type="dxa"/>
@@ -14599,12 +13592,6 @@
         </w:tc>
       </w:tr>
       <w:tr>
-        <w:tblPrEx>
-          <w:tblCellMar>
-            <w:top w:w="0" w:type="dxa"/>
-            <w:bottom w:w="0" w:type="dxa"/>
-          </w:tblCellMar>
-        </w:tblPrEx>
         <w:tc>
           <w:tcPr>
             <w:tcW w:w="560" w:type="dxa"/>
@@ -14728,12 +13715,6 @@
         </w:tc>
       </w:tr>
       <w:tr>
-        <w:tblPrEx>
-          <w:tblCellMar>
-            <w:top w:w="0" w:type="dxa"/>
-            <w:bottom w:w="0" w:type="dxa"/>
-          </w:tblCellMar>
-        </w:tblPrEx>
         <w:tc>
           <w:tcPr>
             <w:tcW w:w="560" w:type="dxa"/>
@@ -14883,12 +13864,6 @@
         <w:gridCol w:w="9360"/>
       </w:tblGrid>
       <w:tr>
-        <w:tblPrEx>
-          <w:tblCellMar>
-            <w:top w:w="0" w:type="dxa"/>
-            <w:bottom w:w="0" w:type="dxa"/>
-          </w:tblCellMar>
-        </w:tblPrEx>
         <w:tc>
           <w:tcPr>
             <w:tcW w:w="0" w:type="auto"/>
@@ -15011,23 +13986,7 @@
                 <w:sz w:val="20"/>
                 <w:szCs w:val="20"/>
               </w:rPr>
-              <w:t>Full A-CMSI (</w:t>
-            </w:r>
-            <w:proofErr w:type="gramStart"/>
-            <w:r>
-              <w:rPr>
-                <w:sz w:val="20"/>
-                <w:szCs w:val="20"/>
-              </w:rPr>
-              <w:t xml:space="preserve">Proposed)   </w:t>
-            </w:r>
-            <w:proofErr w:type="gramEnd"/>
-            <w:r>
-              <w:rPr>
-                <w:sz w:val="20"/>
-                <w:szCs w:val="20"/>
-              </w:rPr>
-              <w:t>0.82     0.61      69%</w:t>
+              <w:t>Full A-CMSI (Proposed)   0.82     0.61      69%</w:t>
             </w:r>
           </w:p>
           <w:p>
@@ -15094,12 +14053,6 @@
         <w:gridCol w:w="4276"/>
       </w:tblGrid>
       <w:tr>
-        <w:tblPrEx>
-          <w:tblCellMar>
-            <w:top w:w="0" w:type="dxa"/>
-            <w:bottom w:w="0" w:type="dxa"/>
-          </w:tblCellMar>
-        </w:tblPrEx>
         <w:tc>
           <w:tcPr>
             <w:tcW w:w="0" w:type="auto"/>
@@ -15224,12 +14177,6 @@
         <w:gridCol w:w="9360"/>
       </w:tblGrid>
       <w:tr>
-        <w:tblPrEx>
-          <w:tblCellMar>
-            <w:top w:w="0" w:type="dxa"/>
-            <w:bottom w:w="0" w:type="dxa"/>
-          </w:tblCellMar>
-        </w:tblPrEx>
         <w:tc>
           <w:tcPr>
             <w:tcW w:w="0" w:type="auto"/>
@@ -15299,12 +14246,6 @@
         <w:gridCol w:w="1480"/>
       </w:tblGrid>
       <w:tr>
-        <w:tblPrEx>
-          <w:tblCellMar>
-            <w:top w:w="0" w:type="dxa"/>
-            <w:bottom w:w="0" w:type="dxa"/>
-          </w:tblCellMar>
-        </w:tblPrEx>
         <w:tc>
           <w:tcPr>
             <w:tcW w:w="560" w:type="dxa"/>
@@ -15433,12 +14374,6 @@
         </w:tc>
       </w:tr>
       <w:tr>
-        <w:tblPrEx>
-          <w:tblCellMar>
-            <w:top w:w="0" w:type="dxa"/>
-            <w:bottom w:w="0" w:type="dxa"/>
-          </w:tblCellMar>
-        </w:tblPrEx>
         <w:tc>
           <w:tcPr>
             <w:tcW w:w="560" w:type="dxa"/>
@@ -15562,12 +14497,6 @@
         </w:tc>
       </w:tr>
       <w:tr>
-        <w:tblPrEx>
-          <w:tblCellMar>
-            <w:top w:w="0" w:type="dxa"/>
-            <w:bottom w:w="0" w:type="dxa"/>
-          </w:tblCellMar>
-        </w:tblPrEx>
         <w:tc>
           <w:tcPr>
             <w:tcW w:w="560" w:type="dxa"/>
@@ -15691,12 +14620,6 @@
         </w:tc>
       </w:tr>
       <w:tr>
-        <w:tblPrEx>
-          <w:tblCellMar>
-            <w:top w:w="0" w:type="dxa"/>
-            <w:bottom w:w="0" w:type="dxa"/>
-          </w:tblCellMar>
-        </w:tblPrEx>
         <w:tc>
           <w:tcPr>
             <w:tcW w:w="560" w:type="dxa"/>
@@ -15820,12 +14743,6 @@
         </w:tc>
       </w:tr>
       <w:tr>
-        <w:tblPrEx>
-          <w:tblCellMar>
-            <w:top w:w="0" w:type="dxa"/>
-            <w:bottom w:w="0" w:type="dxa"/>
-          </w:tblCellMar>
-        </w:tblPrEx>
         <w:tc>
           <w:tcPr>
             <w:tcW w:w="560" w:type="dxa"/>
@@ -15965,12 +14882,6 @@
         </w:tc>
       </w:tr>
       <w:tr>
-        <w:tblPrEx>
-          <w:tblCellMar>
-            <w:top w:w="0" w:type="dxa"/>
-            <w:bottom w:w="0" w:type="dxa"/>
-          </w:tblCellMar>
-        </w:tblPrEx>
         <w:tc>
           <w:tcPr>
             <w:tcW w:w="560" w:type="dxa"/>
@@ -16094,12 +15005,6 @@
         </w:tc>
       </w:tr>
       <w:tr>
-        <w:tblPrEx>
-          <w:tblCellMar>
-            <w:top w:w="0" w:type="dxa"/>
-            <w:bottom w:w="0" w:type="dxa"/>
-          </w:tblCellMar>
-        </w:tblPrEx>
         <w:tc>
           <w:tcPr>
             <w:tcW w:w="560" w:type="dxa"/>
@@ -16255,12 +15160,6 @@
         <w:gridCol w:w="3943"/>
       </w:tblGrid>
       <w:tr>
-        <w:tblPrEx>
-          <w:tblCellMar>
-            <w:top w:w="0" w:type="dxa"/>
-            <w:bottom w:w="0" w:type="dxa"/>
-          </w:tblCellMar>
-        </w:tblPrEx>
         <w:tc>
           <w:tcPr>
             <w:tcW w:w="0" w:type="auto"/>
@@ -16392,12 +15291,6 @@
         <w:gridCol w:w="9360"/>
       </w:tblGrid>
       <w:tr>
-        <w:tblPrEx>
-          <w:tblCellMar>
-            <w:top w:w="0" w:type="dxa"/>
-            <w:bottom w:w="0" w:type="dxa"/>
-          </w:tblCellMar>
-        </w:tblPrEx>
         <w:tc>
           <w:tcPr>
             <w:tcW w:w="0" w:type="auto"/>
@@ -16467,12 +15360,6 @@
         <w:gridCol w:w="1480"/>
       </w:tblGrid>
       <w:tr>
-        <w:tblPrEx>
-          <w:tblCellMar>
-            <w:top w:w="0" w:type="dxa"/>
-            <w:bottom w:w="0" w:type="dxa"/>
-          </w:tblCellMar>
-        </w:tblPrEx>
         <w:tc>
           <w:tcPr>
             <w:tcW w:w="560" w:type="dxa"/>
@@ -16601,12 +15488,6 @@
         </w:tc>
       </w:tr>
       <w:tr>
-        <w:tblPrEx>
-          <w:tblCellMar>
-            <w:top w:w="0" w:type="dxa"/>
-            <w:bottom w:w="0" w:type="dxa"/>
-          </w:tblCellMar>
-        </w:tblPrEx>
         <w:tc>
           <w:tcPr>
             <w:tcW w:w="560" w:type="dxa"/>
@@ -16730,12 +15611,6 @@
         </w:tc>
       </w:tr>
       <w:tr>
-        <w:tblPrEx>
-          <w:tblCellMar>
-            <w:top w:w="0" w:type="dxa"/>
-            <w:bottom w:w="0" w:type="dxa"/>
-          </w:tblCellMar>
-        </w:tblPrEx>
         <w:tc>
           <w:tcPr>
             <w:tcW w:w="560" w:type="dxa"/>
@@ -16875,12 +15750,6 @@
         </w:tc>
       </w:tr>
       <w:tr>
-        <w:tblPrEx>
-          <w:tblCellMar>
-            <w:top w:w="0" w:type="dxa"/>
-            <w:bottom w:w="0" w:type="dxa"/>
-          </w:tblCellMar>
-        </w:tblPrEx>
         <w:tc>
           <w:tcPr>
             <w:tcW w:w="560" w:type="dxa"/>
@@ -16962,7 +15831,6 @@
           </w:tcPr>
           <w:p>
             <w:proofErr w:type="spellStart"/>
-            <w:proofErr w:type="gramStart"/>
             <w:r>
               <w:rPr>
                 <w:sz w:val="20"/>
@@ -16971,7 +15839,6 @@
               <w:t>sklearn.metrics</w:t>
             </w:r>
             <w:proofErr w:type="spellEnd"/>
-            <w:proofErr w:type="gramEnd"/>
             <w:r>
               <w:rPr>
                 <w:sz w:val="20"/>
@@ -17016,12 +15883,6 @@
         </w:tc>
       </w:tr>
       <w:tr>
-        <w:tblPrEx>
-          <w:tblCellMar>
-            <w:top w:w="0" w:type="dxa"/>
-            <w:bottom w:w="0" w:type="dxa"/>
-          </w:tblCellMar>
-        </w:tblPrEx>
         <w:tc>
           <w:tcPr>
             <w:tcW w:w="560" w:type="dxa"/>
@@ -17182,12 +16043,6 @@
         <w:gridCol w:w="3054"/>
       </w:tblGrid>
       <w:tr>
-        <w:tblPrEx>
-          <w:tblCellMar>
-            <w:top w:w="0" w:type="dxa"/>
-            <w:bottom w:w="0" w:type="dxa"/>
-          </w:tblCellMar>
-        </w:tblPrEx>
         <w:tc>
           <w:tcPr>
             <w:tcW w:w="0" w:type="auto"/>
@@ -17323,12 +16178,6 @@
         <w:gridCol w:w="1480"/>
       </w:tblGrid>
       <w:tr>
-        <w:tblPrEx>
-          <w:tblCellMar>
-            <w:top w:w="0" w:type="dxa"/>
-            <w:bottom w:w="0" w:type="dxa"/>
-          </w:tblCellMar>
-        </w:tblPrEx>
         <w:tc>
           <w:tcPr>
             <w:tcW w:w="560" w:type="dxa"/>
@@ -17457,12 +16306,6 @@
         </w:tc>
       </w:tr>
       <w:tr>
-        <w:tblPrEx>
-          <w:tblCellMar>
-            <w:top w:w="0" w:type="dxa"/>
-            <w:bottom w:w="0" w:type="dxa"/>
-          </w:tblCellMar>
-        </w:tblPrEx>
         <w:tc>
           <w:tcPr>
             <w:tcW w:w="560" w:type="dxa"/>
@@ -17602,12 +16445,6 @@
         </w:tc>
       </w:tr>
       <w:tr>
-        <w:tblPrEx>
-          <w:tblCellMar>
-            <w:top w:w="0" w:type="dxa"/>
-            <w:bottom w:w="0" w:type="dxa"/>
-          </w:tblCellMar>
-        </w:tblPrEx>
         <w:tc>
           <w:tcPr>
             <w:tcW w:w="560" w:type="dxa"/>
@@ -17731,12 +16568,6 @@
         </w:tc>
       </w:tr>
       <w:tr>
-        <w:tblPrEx>
-          <w:tblCellMar>
-            <w:top w:w="0" w:type="dxa"/>
-            <w:bottom w:w="0" w:type="dxa"/>
-          </w:tblCellMar>
-        </w:tblPrEx>
         <w:tc>
           <w:tcPr>
             <w:tcW w:w="560" w:type="dxa"/>
@@ -17860,12 +16691,6 @@
         </w:tc>
       </w:tr>
       <w:tr>
-        <w:tblPrEx>
-          <w:tblCellMar>
-            <w:top w:w="0" w:type="dxa"/>
-            <w:bottom w:w="0" w:type="dxa"/>
-          </w:tblCellMar>
-        </w:tblPrEx>
         <w:tc>
           <w:tcPr>
             <w:tcW w:w="560" w:type="dxa"/>
@@ -17951,15 +16776,7 @@
                 <w:sz w:val="20"/>
                 <w:szCs w:val="20"/>
               </w:rPr>
-              <w:t>arch.utility.dm_</w:t>
-            </w:r>
-            <w:proofErr w:type="gramStart"/>
-            <w:r>
-              <w:rPr>
-                <w:sz w:val="20"/>
-                <w:szCs w:val="20"/>
-              </w:rPr>
-              <w:t>test</w:t>
+              <w:t>arch.utility.dm_test</w:t>
             </w:r>
             <w:proofErr w:type="spellEnd"/>
             <w:r>
@@ -17967,15 +16784,7 @@
                 <w:sz w:val="20"/>
                 <w:szCs w:val="20"/>
               </w:rPr>
-              <w:t>(</w:t>
-            </w:r>
-            <w:proofErr w:type="gramEnd"/>
-            <w:r>
-              <w:rPr>
-                <w:sz w:val="20"/>
-                <w:szCs w:val="20"/>
-              </w:rPr>
-              <w:t>). H0: equal forecast accuracy. A-CMSI vs Equal-Weight. A-CMSI vs PCA-Weight. Report DM statistic + p-value.</w:t>
+              <w:t>(). H0: equal forecast accuracy. A-CMSI vs Equal-Weight. A-CMSI vs PCA-Weight. Report DM statistic + p-value.</w:t>
             </w:r>
           </w:p>
         </w:tc>
@@ -18014,12 +16823,6 @@
         </w:tc>
       </w:tr>
       <w:tr>
-        <w:tblPrEx>
-          <w:tblCellMar>
-            <w:top w:w="0" w:type="dxa"/>
-            <w:bottom w:w="0" w:type="dxa"/>
-          </w:tblCellMar>
-        </w:tblPrEx>
         <w:tc>
           <w:tcPr>
             <w:tcW w:w="560" w:type="dxa"/>
@@ -18175,12 +16978,6 @@
         <w:gridCol w:w="4629"/>
       </w:tblGrid>
       <w:tr>
-        <w:tblPrEx>
-          <w:tblCellMar>
-            <w:top w:w="0" w:type="dxa"/>
-            <w:bottom w:w="0" w:type="dxa"/>
-          </w:tblCellMar>
-        </w:tblPrEx>
         <w:tc>
           <w:tcPr>
             <w:tcW w:w="0" w:type="auto"/>
@@ -18315,12 +17112,6 @@
         <w:gridCol w:w="1480"/>
       </w:tblGrid>
       <w:tr>
-        <w:tblPrEx>
-          <w:tblCellMar>
-            <w:top w:w="0" w:type="dxa"/>
-            <w:bottom w:w="0" w:type="dxa"/>
-          </w:tblCellMar>
-        </w:tblPrEx>
         <w:tc>
           <w:tcPr>
             <w:tcW w:w="560" w:type="dxa"/>
@@ -18449,12 +17240,6 @@
         </w:tc>
       </w:tr>
       <w:tr>
-        <w:tblPrEx>
-          <w:tblCellMar>
-            <w:top w:w="0" w:type="dxa"/>
-            <w:bottom w:w="0" w:type="dxa"/>
-          </w:tblCellMar>
-        </w:tblPrEx>
         <w:tc>
           <w:tcPr>
             <w:tcW w:w="560" w:type="dxa"/>
@@ -18539,23 +17324,7 @@
                 <w:sz w:val="20"/>
                 <w:szCs w:val="20"/>
               </w:rPr>
-              <w:t>Recompute A-CMSI with W=21, W=63, W=</w:t>
-            </w:r>
-            <w:proofErr w:type="gramStart"/>
-            <w:r>
-              <w:rPr>
-                <w:sz w:val="20"/>
-                <w:szCs w:val="20"/>
-              </w:rPr>
-              <w:t>126 day</w:t>
-            </w:r>
-            <w:proofErr w:type="gramEnd"/>
-            <w:r>
-              <w:rPr>
-                <w:sz w:val="20"/>
-                <w:szCs w:val="20"/>
-              </w:rPr>
-              <w:t xml:space="preserve"> entropy windows. Compare RMSE and F1 across all three. Results should be stable.</w:t>
+              <w:t>Recompute A-CMSI with W=21, W=63, W=126 day entropy windows. Compare RMSE and F1 across all three. Results should be stable.</w:t>
             </w:r>
           </w:p>
         </w:tc>
@@ -18620,12 +17389,6 @@
         <w:gridCol w:w="9360"/>
       </w:tblGrid>
       <w:tr>
-        <w:tblPrEx>
-          <w:tblCellMar>
-            <w:top w:w="0" w:type="dxa"/>
-            <w:bottom w:w="0" w:type="dxa"/>
-          </w:tblCellMar>
-        </w:tblPrEx>
         <w:tc>
           <w:tcPr>
             <w:tcW w:w="0" w:type="auto"/>
@@ -18714,12 +17477,6 @@
         <w:gridCol w:w="2793"/>
       </w:tblGrid>
       <w:tr>
-        <w:tblPrEx>
-          <w:tblCellMar>
-            <w:top w:w="0" w:type="dxa"/>
-            <w:bottom w:w="0" w:type="dxa"/>
-          </w:tblCellMar>
-        </w:tblPrEx>
         <w:tc>
           <w:tcPr>
             <w:tcW w:w="0" w:type="auto"/>
@@ -18850,12 +17607,6 @@
         <w:gridCol w:w="1480"/>
       </w:tblGrid>
       <w:tr>
-        <w:tblPrEx>
-          <w:tblCellMar>
-            <w:top w:w="0" w:type="dxa"/>
-            <w:bottom w:w="0" w:type="dxa"/>
-          </w:tblCellMar>
-        </w:tblPrEx>
         <w:tc>
           <w:tcPr>
             <w:tcW w:w="560" w:type="dxa"/>
@@ -18984,12 +17735,6 @@
         </w:tc>
       </w:tr>
       <w:tr>
-        <w:tblPrEx>
-          <w:tblCellMar>
-            <w:top w:w="0" w:type="dxa"/>
-            <w:bottom w:w="0" w:type="dxa"/>
-          </w:tblCellMar>
-        </w:tblPrEx>
         <w:tc>
           <w:tcPr>
             <w:tcW w:w="560" w:type="dxa"/>
@@ -19113,12 +17858,6 @@
         </w:tc>
       </w:tr>
       <w:tr>
-        <w:tblPrEx>
-          <w:tblCellMar>
-            <w:top w:w="0" w:type="dxa"/>
-            <w:bottom w:w="0" w:type="dxa"/>
-          </w:tblCellMar>
-        </w:tblPrEx>
         <w:tc>
           <w:tcPr>
             <w:tcW w:w="560" w:type="dxa"/>
@@ -19242,12 +17981,6 @@
         </w:tc>
       </w:tr>
       <w:tr>
-        <w:tblPrEx>
-          <w:tblCellMar>
-            <w:top w:w="0" w:type="dxa"/>
-            <w:bottom w:w="0" w:type="dxa"/>
-          </w:tblCellMar>
-        </w:tblPrEx>
         <w:tc>
           <w:tcPr>
             <w:tcW w:w="560" w:type="dxa"/>
@@ -19408,12 +18141,6 @@
         <w:gridCol w:w="5878"/>
       </w:tblGrid>
       <w:tr>
-        <w:tblPrEx>
-          <w:tblCellMar>
-            <w:top w:w="0" w:type="dxa"/>
-            <w:bottom w:w="0" w:type="dxa"/>
-          </w:tblCellMar>
-        </w:tblPrEx>
         <w:tc>
           <w:tcPr>
             <w:tcW w:w="0" w:type="auto"/>
@@ -19531,12 +18258,6 @@
         <w:gridCol w:w="1480"/>
       </w:tblGrid>
       <w:tr>
-        <w:tblPrEx>
-          <w:tblCellMar>
-            <w:top w:w="0" w:type="dxa"/>
-            <w:bottom w:w="0" w:type="dxa"/>
-          </w:tblCellMar>
-        </w:tblPrEx>
         <w:tc>
           <w:tcPr>
             <w:tcW w:w="560" w:type="dxa"/>
@@ -19665,12 +18386,6 @@
         </w:tc>
       </w:tr>
       <w:tr>
-        <w:tblPrEx>
-          <w:tblCellMar>
-            <w:top w:w="0" w:type="dxa"/>
-            <w:bottom w:w="0" w:type="dxa"/>
-          </w:tblCellMar>
-        </w:tblPrEx>
         <w:tc>
           <w:tcPr>
             <w:tcW w:w="560" w:type="dxa"/>
@@ -19794,12 +18509,6 @@
         </w:tc>
       </w:tr>
       <w:tr>
-        <w:tblPrEx>
-          <w:tblCellMar>
-            <w:top w:w="0" w:type="dxa"/>
-            <w:bottom w:w="0" w:type="dxa"/>
-          </w:tblCellMar>
-        </w:tblPrEx>
         <w:tc>
           <w:tcPr>
             <w:tcW w:w="560" w:type="dxa"/>
@@ -19923,12 +18632,6 @@
         </w:tc>
       </w:tr>
       <w:tr>
-        <w:tblPrEx>
-          <w:tblCellMar>
-            <w:top w:w="0" w:type="dxa"/>
-            <w:bottom w:w="0" w:type="dxa"/>
-          </w:tblCellMar>
-        </w:tblPrEx>
         <w:tc>
           <w:tcPr>
             <w:tcW w:w="560" w:type="dxa"/>
@@ -20068,12 +18771,6 @@
         </w:tc>
       </w:tr>
       <w:tr>
-        <w:tblPrEx>
-          <w:tblCellMar>
-            <w:top w:w="0" w:type="dxa"/>
-            <w:bottom w:w="0" w:type="dxa"/>
-          </w:tblCellMar>
-        </w:tblPrEx>
         <w:tc>
           <w:tcPr>
             <w:tcW w:w="560" w:type="dxa"/>
@@ -20213,12 +18910,6 @@
         </w:tc>
       </w:tr>
       <w:tr>
-        <w:tblPrEx>
-          <w:tblCellMar>
-            <w:top w:w="0" w:type="dxa"/>
-            <w:bottom w:w="0" w:type="dxa"/>
-          </w:tblCellMar>
-        </w:tblPrEx>
         <w:tc>
           <w:tcPr>
             <w:tcW w:w="560" w:type="dxa"/>
@@ -20342,12 +19033,6 @@
         </w:tc>
       </w:tr>
       <w:tr>
-        <w:tblPrEx>
-          <w:tblCellMar>
-            <w:top w:w="0" w:type="dxa"/>
-            <w:bottom w:w="0" w:type="dxa"/>
-          </w:tblCellMar>
-        </w:tblPrEx>
         <w:tc>
           <w:tcPr>
             <w:tcW w:w="560" w:type="dxa"/>
@@ -20471,12 +19156,6 @@
         </w:tc>
       </w:tr>
       <w:tr>
-        <w:tblPrEx>
-          <w:tblCellMar>
-            <w:top w:w="0" w:type="dxa"/>
-            <w:bottom w:w="0" w:type="dxa"/>
-          </w:tblCellMar>
-        </w:tblPrEx>
         <w:tc>
           <w:tcPr>
             <w:tcW w:w="560" w:type="dxa"/>
@@ -20616,12 +19295,6 @@
         </w:tc>
       </w:tr>
       <w:tr>
-        <w:tblPrEx>
-          <w:tblCellMar>
-            <w:top w:w="0" w:type="dxa"/>
-            <w:bottom w:w="0" w:type="dxa"/>
-          </w:tblCellMar>
-        </w:tblPrEx>
         <w:tc>
           <w:tcPr>
             <w:tcW w:w="560" w:type="dxa"/>
@@ -20789,12 +19462,6 @@
         <w:gridCol w:w="2000"/>
       </w:tblGrid>
       <w:tr>
-        <w:tblPrEx>
-          <w:tblCellMar>
-            <w:top w:w="0" w:type="dxa"/>
-            <w:bottom w:w="0" w:type="dxa"/>
-          </w:tblCellMar>
-        </w:tblPrEx>
         <w:tc>
           <w:tcPr>
             <w:tcW w:w="3200" w:type="dxa"/>
@@ -20887,12 +19554,6 @@
         </w:tc>
       </w:tr>
       <w:tr>
-        <w:tblPrEx>
-          <w:tblCellMar>
-            <w:top w:w="0" w:type="dxa"/>
-            <w:bottom w:w="0" w:type="dxa"/>
-          </w:tblCellMar>
-        </w:tblPrEx>
         <w:tc>
           <w:tcPr>
             <w:tcW w:w="3200" w:type="dxa"/>
@@ -20979,12 +19640,6 @@
         </w:tc>
       </w:tr>
       <w:tr>
-        <w:tblPrEx>
-          <w:tblCellMar>
-            <w:top w:w="0" w:type="dxa"/>
-            <w:bottom w:w="0" w:type="dxa"/>
-          </w:tblCellMar>
-        </w:tblPrEx>
         <w:tc>
           <w:tcPr>
             <w:tcW w:w="3200" w:type="dxa"/>
@@ -21071,12 +19726,6 @@
         </w:tc>
       </w:tr>
       <w:tr>
-        <w:tblPrEx>
-          <w:tblCellMar>
-            <w:top w:w="0" w:type="dxa"/>
-            <w:bottom w:w="0" w:type="dxa"/>
-          </w:tblCellMar>
-        </w:tblPrEx>
         <w:tc>
           <w:tcPr>
             <w:tcW w:w="3200" w:type="dxa"/>
@@ -21163,12 +19812,6 @@
         </w:tc>
       </w:tr>
       <w:tr>
-        <w:tblPrEx>
-          <w:tblCellMar>
-            <w:top w:w="0" w:type="dxa"/>
-            <w:bottom w:w="0" w:type="dxa"/>
-          </w:tblCellMar>
-        </w:tblPrEx>
         <w:tc>
           <w:tcPr>
             <w:tcW w:w="3200" w:type="dxa"/>
@@ -21255,12 +19898,6 @@
         </w:tc>
       </w:tr>
       <w:tr>
-        <w:tblPrEx>
-          <w:tblCellMar>
-            <w:top w:w="0" w:type="dxa"/>
-            <w:bottom w:w="0" w:type="dxa"/>
-          </w:tblCellMar>
-        </w:tblPrEx>
         <w:tc>
           <w:tcPr>
             <w:tcW w:w="3200" w:type="dxa"/>
@@ -21347,12 +19984,6 @@
         </w:tc>
       </w:tr>
       <w:tr>
-        <w:tblPrEx>
-          <w:tblCellMar>
-            <w:top w:w="0" w:type="dxa"/>
-            <w:bottom w:w="0" w:type="dxa"/>
-          </w:tblCellMar>
-        </w:tblPrEx>
         <w:tc>
           <w:tcPr>
             <w:tcW w:w="3200" w:type="dxa"/>
@@ -21439,12 +20070,6 @@
         </w:tc>
       </w:tr>
       <w:tr>
-        <w:tblPrEx>
-          <w:tblCellMar>
-            <w:top w:w="0" w:type="dxa"/>
-            <w:bottom w:w="0" w:type="dxa"/>
-          </w:tblCellMar>
-        </w:tblPrEx>
         <w:tc>
           <w:tcPr>
             <w:tcW w:w="3200" w:type="dxa"/>
@@ -21532,12 +20157,6 @@
         </w:tc>
       </w:tr>
       <w:tr>
-        <w:tblPrEx>
-          <w:tblCellMar>
-            <w:top w:w="0" w:type="dxa"/>
-            <w:bottom w:w="0" w:type="dxa"/>
-          </w:tblCellMar>
-        </w:tblPrEx>
         <w:tc>
           <w:tcPr>
             <w:tcW w:w="3200" w:type="dxa"/>
@@ -21624,12 +20243,6 @@
         </w:tc>
       </w:tr>
       <w:tr>
-        <w:tblPrEx>
-          <w:tblCellMar>
-            <w:top w:w="0" w:type="dxa"/>
-            <w:bottom w:w="0" w:type="dxa"/>
-          </w:tblCellMar>
-        </w:tblPrEx>
         <w:tc>
           <w:tcPr>
             <w:tcW w:w="3200" w:type="dxa"/>
@@ -21716,12 +20329,6 @@
         </w:tc>
       </w:tr>
       <w:tr>
-        <w:tblPrEx>
-          <w:tblCellMar>
-            <w:top w:w="0" w:type="dxa"/>
-            <w:bottom w:w="0" w:type="dxa"/>
-          </w:tblCellMar>
-        </w:tblPrEx>
         <w:tc>
           <w:tcPr>
             <w:tcW w:w="3200" w:type="dxa"/>
@@ -21846,12 +20453,6 @@
         <w:gridCol w:w="960"/>
       </w:tblGrid>
       <w:tr>
-        <w:tblPrEx>
-          <w:tblCellMar>
-            <w:top w:w="0" w:type="dxa"/>
-            <w:bottom w:w="0" w:type="dxa"/>
-          </w:tblCellMar>
-        </w:tblPrEx>
         <w:tc>
           <w:tcPr>
             <w:tcW w:w="7200" w:type="dxa"/>
@@ -21950,12 +20551,6 @@
         </w:tc>
       </w:tr>
       <w:tr>
-        <w:tblPrEx>
-          <w:tblCellMar>
-            <w:top w:w="0" w:type="dxa"/>
-            <w:bottom w:w="0" w:type="dxa"/>
-          </w:tblCellMar>
-        </w:tblPrEx>
         <w:tc>
           <w:tcPr>
             <w:tcW w:w="7200" w:type="dxa"/>
@@ -22047,12 +20642,6 @@
         </w:tc>
       </w:tr>
       <w:tr>
-        <w:tblPrEx>
-          <w:tblCellMar>
-            <w:top w:w="0" w:type="dxa"/>
-            <w:bottom w:w="0" w:type="dxa"/>
-          </w:tblCellMar>
-        </w:tblPrEx>
         <w:tc>
           <w:tcPr>
             <w:tcW w:w="7200" w:type="dxa"/>
@@ -22144,12 +20733,6 @@
         </w:tc>
       </w:tr>
       <w:tr>
-        <w:tblPrEx>
-          <w:tblCellMar>
-            <w:top w:w="0" w:type="dxa"/>
-            <w:bottom w:w="0" w:type="dxa"/>
-          </w:tblCellMar>
-        </w:tblPrEx>
         <w:tc>
           <w:tcPr>
             <w:tcW w:w="7200" w:type="dxa"/>
@@ -22241,12 +20824,6 @@
         </w:tc>
       </w:tr>
       <w:tr>
-        <w:tblPrEx>
-          <w:tblCellMar>
-            <w:top w:w="0" w:type="dxa"/>
-            <w:bottom w:w="0" w:type="dxa"/>
-          </w:tblCellMar>
-        </w:tblPrEx>
         <w:tc>
           <w:tcPr>
             <w:tcW w:w="7200" w:type="dxa"/>
@@ -22338,12 +20915,6 @@
         </w:tc>
       </w:tr>
       <w:tr>
-        <w:tblPrEx>
-          <w:tblCellMar>
-            <w:top w:w="0" w:type="dxa"/>
-            <w:bottom w:w="0" w:type="dxa"/>
-          </w:tblCellMar>
-        </w:tblPrEx>
         <w:tc>
           <w:tcPr>
             <w:tcW w:w="7200" w:type="dxa"/>
@@ -22435,12 +21006,6 @@
         </w:tc>
       </w:tr>
       <w:tr>
-        <w:tblPrEx>
-          <w:tblCellMar>
-            <w:top w:w="0" w:type="dxa"/>
-            <w:bottom w:w="0" w:type="dxa"/>
-          </w:tblCellMar>
-        </w:tblPrEx>
         <w:tc>
           <w:tcPr>
             <w:tcW w:w="7200" w:type="dxa"/>
@@ -22548,12 +21113,6 @@
         </w:tc>
       </w:tr>
       <w:tr>
-        <w:tblPrEx>
-          <w:tblCellMar>
-            <w:top w:w="0" w:type="dxa"/>
-            <w:bottom w:w="0" w:type="dxa"/>
-          </w:tblCellMar>
-        </w:tblPrEx>
         <w:tc>
           <w:tcPr>
             <w:tcW w:w="7200" w:type="dxa"/>
@@ -22645,12 +21204,6 @@
         </w:tc>
       </w:tr>
       <w:tr>
-        <w:tblPrEx>
-          <w:tblCellMar>
-            <w:top w:w="0" w:type="dxa"/>
-            <w:bottom w:w="0" w:type="dxa"/>
-          </w:tblCellMar>
-        </w:tblPrEx>
         <w:tc>
           <w:tcPr>
             <w:tcW w:w="7200" w:type="dxa"/>
@@ -22742,12 +21295,6 @@
         </w:tc>
       </w:tr>
       <w:tr>
-        <w:tblPrEx>
-          <w:tblCellMar>
-            <w:top w:w="0" w:type="dxa"/>
-            <w:bottom w:w="0" w:type="dxa"/>
-          </w:tblCellMar>
-        </w:tblPrEx>
         <w:tc>
           <w:tcPr>
             <w:tcW w:w="7200" w:type="dxa"/>
@@ -22839,12 +21386,6 @@
         </w:tc>
       </w:tr>
       <w:tr>
-        <w:tblPrEx>
-          <w:tblCellMar>
-            <w:top w:w="0" w:type="dxa"/>
-            <w:bottom w:w="0" w:type="dxa"/>
-          </w:tblCellMar>
-        </w:tblPrEx>
         <w:tc>
           <w:tcPr>
             <w:tcW w:w="7200" w:type="dxa"/>
@@ -22936,12 +21477,6 @@
         </w:tc>
       </w:tr>
       <w:tr>
-        <w:tblPrEx>
-          <w:tblCellMar>
-            <w:top w:w="0" w:type="dxa"/>
-            <w:bottom w:w="0" w:type="dxa"/>
-          </w:tblCellMar>
-        </w:tblPrEx>
         <w:tc>
           <w:tcPr>
             <w:tcW w:w="7200" w:type="dxa"/>
@@ -23033,12 +21568,6 @@
         </w:tc>
       </w:tr>
       <w:tr>
-        <w:tblPrEx>
-          <w:tblCellMar>
-            <w:top w:w="0" w:type="dxa"/>
-            <w:bottom w:w="0" w:type="dxa"/>
-          </w:tblCellMar>
-        </w:tblPrEx>
         <w:tc>
           <w:tcPr>
             <w:tcW w:w="7200" w:type="dxa"/>
@@ -23130,12 +21659,6 @@
         </w:tc>
       </w:tr>
       <w:tr>
-        <w:tblPrEx>
-          <w:tblCellMar>
-            <w:top w:w="0" w:type="dxa"/>
-            <w:bottom w:w="0" w:type="dxa"/>
-          </w:tblCellMar>
-        </w:tblPrEx>
         <w:tc>
           <w:tcPr>
             <w:tcW w:w="7200" w:type="dxa"/>
@@ -23227,12 +21750,6 @@
         </w:tc>
       </w:tr>
       <w:tr>
-        <w:tblPrEx>
-          <w:tblCellMar>
-            <w:top w:w="0" w:type="dxa"/>
-            <w:bottom w:w="0" w:type="dxa"/>
-          </w:tblCellMar>
-        </w:tblPrEx>
         <w:tc>
           <w:tcPr>
             <w:tcW w:w="7200" w:type="dxa"/>
@@ -23324,12 +21841,6 @@
         </w:tc>
       </w:tr>
       <w:tr>
-        <w:tblPrEx>
-          <w:tblCellMar>
-            <w:top w:w="0" w:type="dxa"/>
-            <w:bottom w:w="0" w:type="dxa"/>
-          </w:tblCellMar>
-        </w:tblPrEx>
         <w:tc>
           <w:tcPr>
             <w:tcW w:w="7200" w:type="dxa"/>
@@ -23421,12 +21932,6 @@
         </w:tc>
       </w:tr>
       <w:tr>
-        <w:tblPrEx>
-          <w:tblCellMar>
-            <w:top w:w="0" w:type="dxa"/>
-            <w:bottom w:w="0" w:type="dxa"/>
-          </w:tblCellMar>
-        </w:tblPrEx>
         <w:tc>
           <w:tcPr>
             <w:tcW w:w="7200" w:type="dxa"/>
@@ -23518,12 +22023,6 @@
         </w:tc>
       </w:tr>
       <w:tr>
-        <w:tblPrEx>
-          <w:tblCellMar>
-            <w:top w:w="0" w:type="dxa"/>
-            <w:bottom w:w="0" w:type="dxa"/>
-          </w:tblCellMar>
-        </w:tblPrEx>
         <w:tc>
           <w:tcPr>
             <w:tcW w:w="7200" w:type="dxa"/>
@@ -23615,12 +22114,6 @@
         </w:tc>
       </w:tr>
       <w:tr>
-        <w:tblPrEx>
-          <w:tblCellMar>
-            <w:top w:w="0" w:type="dxa"/>
-            <w:bottom w:w="0" w:type="dxa"/>
-          </w:tblCellMar>
-        </w:tblPrEx>
         <w:tc>
           <w:tcPr>
             <w:tcW w:w="7200" w:type="dxa"/>
@@ -23743,12 +22236,6 @@
         <w:gridCol w:w="9360"/>
       </w:tblGrid>
       <w:tr>
-        <w:tblPrEx>
-          <w:tblCellMar>
-            <w:top w:w="0" w:type="dxa"/>
-            <w:bottom w:w="0" w:type="dxa"/>
-          </w:tblCellMar>
-        </w:tblPrEx>
         <w:tc>
           <w:tcPr>
             <w:tcW w:w="0" w:type="auto"/>
@@ -23965,7 +22452,7 @@
     <w:p>
       <w:r>
         <w:pict w14:anchorId="3D6E5A56">
-          <v:rect id="_x0000_i1061" style="width:0;height:1.5pt" o:hralign="center" o:hrstd="t" o:hr="t" fillcolor="#a0a0a0" stroked="f"/>
+          <v:rect id="_x0000_i1025" style="width:0;height:1.5pt" o:hralign="center" o:hrstd="t" o:hr="t" fillcolor="#a0a0a0" stroked="f"/>
         </w:pict>
       </w:r>
     </w:p>
@@ -24109,7 +22596,7 @@
     <w:p>
       <w:r>
         <w:pict w14:anchorId="4D8C6796">
-          <v:rect id="_x0000_i1062" style="width:0;height:1.5pt" o:hralign="center" o:hrstd="t" o:hr="t" fillcolor="#a0a0a0" stroked="f"/>
+          <v:rect id="_x0000_i1026" style="width:0;height:1.5pt" o:hralign="center" o:hrstd="t" o:hr="t" fillcolor="#a0a0a0" stroked="f"/>
         </w:pict>
       </w:r>
     </w:p>
@@ -24176,7 +22663,7 @@
     <w:p>
       <w:r>
         <w:pict w14:anchorId="1E6ED73C">
-          <v:rect id="_x0000_i1063" style="width:0;height:1.5pt" o:hralign="center" o:hrstd="t" o:hr="t" fillcolor="#a0a0a0" stroked="f"/>
+          <v:rect id="_x0000_i1027" style="width:0;height:1.5pt" o:hralign="center" o:hrstd="t" o:hr="t" fillcolor="#a0a0a0" stroked="f"/>
         </w:pict>
       </w:r>
     </w:p>
@@ -24220,15 +22707,7 @@
     </w:p>
     <w:p>
       <w:r>
-        <w:t>w_{</w:t>
-      </w:r>
-      <w:proofErr w:type="gramStart"/>
-      <w:r>
-        <w:t>1,t</w:t>
-      </w:r>
-      <w:proofErr w:type="gramEnd"/>
-      <w:r>
-        <w:t>}</w:t>
+        <w:t>w_{1,t}</w:t>
       </w:r>
       <w:proofErr w:type="spellStart"/>
       <w:r>
@@ -24236,15 +22715,7 @@
       </w:r>
       <w:proofErr w:type="spellEnd"/>
       <w:r>
-        <w:t>_{</w:t>
-      </w:r>
-      <w:proofErr w:type="gramStart"/>
-      <w:r>
-        <w:t>2,t</w:t>
-      </w:r>
-      <w:proofErr w:type="gramEnd"/>
-      <w:r>
-        <w:t>}</w:t>
+        <w:t>_{2,t}</w:t>
       </w:r>
       <w:proofErr w:type="spellStart"/>
       <w:r>
@@ -24252,15 +22723,7 @@
       </w:r>
       <w:proofErr w:type="spellEnd"/>
       <w:r>
-        <w:t>_{</w:t>
-      </w:r>
-      <w:proofErr w:type="gramStart"/>
-      <w:r>
-        <w:t>3,t</w:t>
-      </w:r>
-      <w:proofErr w:type="gramEnd"/>
-      <w:r>
-        <w:t>}</w:t>
+        <w:t>_{3,t}</w:t>
       </w:r>
       <w:proofErr w:type="spellStart"/>
       <w:r>
@@ -24281,7 +22744,7 @@
     <w:p>
       <w:r>
         <w:pict w14:anchorId="1D43E84C">
-          <v:rect id="_x0000_i1064" style="width:0;height:1.5pt" o:hralign="center" o:hrstd="t" o:hr="t" fillcolor="#a0a0a0" stroked="f"/>
+          <v:rect id="_x0000_i1028" style="width:0;height:1.5pt" o:hralign="center" o:hrstd="t" o:hr="t" fillcolor="#a0a0a0" stroked="f"/>
         </w:pict>
       </w:r>
     </w:p>
@@ -24325,23 +22788,7 @@
     </w:p>
     <w:p>
       <w:r>
-        <w:t>\</w:t>
-      </w:r>
-      <w:proofErr w:type="gramStart"/>
-      <w:r>
-        <w:t>tilde</w:t>
-      </w:r>
-      <w:proofErr w:type="gramEnd"/>
-      <w:r>
-        <w:t xml:space="preserve"> w_{</w:t>
-      </w:r>
-      <w:proofErr w:type="gramStart"/>
-      <w:r>
-        <w:t>1,t</w:t>
-      </w:r>
-      <w:proofErr w:type="gramEnd"/>
-      <w:r>
-        <w:t>}</w:t>
+        <w:t>\tilde w_{1,t}</w:t>
       </w:r>
       <w:proofErr w:type="spellStart"/>
       <w:r>
@@ -24349,15 +22796,7 @@
       </w:r>
       <w:proofErr w:type="spellEnd"/>
       <w:r>
-        <w:t>+\tilde w_{</w:t>
-      </w:r>
-      <w:proofErr w:type="gramStart"/>
-      <w:r>
-        <w:t>2,t</w:t>
-      </w:r>
-      <w:proofErr w:type="gramEnd"/>
-      <w:r>
-        <w:t>}</w:t>
+        <w:t>+\tilde w_{2,t}</w:t>
       </w:r>
       <w:proofErr w:type="spellStart"/>
       <w:r>
@@ -24365,15 +22804,7 @@
       </w:r>
       <w:proofErr w:type="spellEnd"/>
       <w:r>
-        <w:t>+\tilde w_{</w:t>
-      </w:r>
-      <w:proofErr w:type="gramStart"/>
-      <w:r>
-        <w:t>3,t</w:t>
-      </w:r>
-      <w:proofErr w:type="gramEnd"/>
-      <w:r>
-        <w:t>}</w:t>
+        <w:t>+\tilde w_{3,t}</w:t>
       </w:r>
       <w:proofErr w:type="spellStart"/>
       <w:r>
@@ -24386,11 +22817,9 @@
       </w:r>
     </w:p>
     <w:p>
-      <w:proofErr w:type="gramStart"/>
       <w:r>
         <w:t>where</w:t>
       </w:r>
-      <w:proofErr w:type="gramEnd"/>
     </w:p>
     <w:p>
       <w:pPr>
@@ -24415,7 +22844,6 @@
         <w:t>\tilde w_{</w:t>
       </w:r>
       <w:proofErr w:type="spellStart"/>
-      <w:proofErr w:type="gramStart"/>
       <w:r>
         <w:rPr>
           <w:b/>
@@ -24424,7 +22852,6 @@
         <w:t>i,t</w:t>
       </w:r>
       <w:proofErr w:type="spellEnd"/>
-      <w:proofErr w:type="gramEnd"/>
       <w:r>
         <w:rPr>
           <w:b/>
@@ -24439,27 +22866,17 @@
       </w:r>
       <w:proofErr w:type="spellStart"/>
       <w:r>
-        <w:t>HMM_</w:t>
-      </w:r>
-      <w:proofErr w:type="gramStart"/>
-      <w:r>
-        <w:t>t</w:t>
+        <w:t>HMM_t</w:t>
       </w:r>
       <w:proofErr w:type="spellEnd"/>
       <w:r>
-        <w:t>)\</w:t>
-      </w:r>
-      <w:proofErr w:type="gramEnd"/>
-      <w:r>
-        <w:t>times w_{</w:t>
+        <w:t>)\times w_{</w:t>
       </w:r>
       <w:proofErr w:type="spellStart"/>
-      <w:proofErr w:type="gramStart"/>
       <w:r>
         <w:t>i,t</w:t>
       </w:r>
       <w:proofErr w:type="spellEnd"/>
-      <w:proofErr w:type="gramEnd"/>
       <w:r>
         <w:t>}</w:t>
       </w:r>
@@ -24471,7 +22888,7 @@
     <w:p>
       <w:r>
         <w:pict w14:anchorId="51337ABC">
-          <v:rect id="_x0000_i1065" style="width:0;height:1.5pt" o:hralign="center" o:hrstd="t" o:hr="t" fillcolor="#a0a0a0" stroked="f"/>
+          <v:rect id="_x0000_i1029" style="width:0;height:1.5pt" o:hralign="center" o:hrstd="t" o:hr="t" fillcolor="#a0a0a0" stroked="f"/>
         </w:pict>
       </w:r>
     </w:p>
@@ -24928,7 +23345,7 @@
     <w:p>
       <w:r>
         <w:pict w14:anchorId="3EF850F1">
-          <v:rect id="_x0000_i1066" style="width:0;height:1.5pt" o:hralign="center" o:hrstd="t" o:hr="t" fillcolor="#a0a0a0" stroked="f"/>
+          <v:rect id="_x0000_i1030" style="width:0;height:1.5pt" o:hralign="center" o:hrstd="t" o:hr="t" fillcolor="#a0a0a0" stroked="f"/>
         </w:pict>
       </w:r>
     </w:p>
@@ -24949,15 +23366,7 @@
     </w:p>
     <w:p>
       <w:r>
-        <w:t xml:space="preserve">Right </w:t>
-      </w:r>
-      <w:proofErr w:type="gramStart"/>
-      <w:r>
-        <w:t>now</w:t>
-      </w:r>
-      <w:proofErr w:type="gramEnd"/>
-      <w:r>
-        <w:t xml:space="preserve"> we don't know whether:</w:t>
+        <w:t>Right now we don't know whether:</w:t>
       </w:r>
     </w:p>
     <w:p>
@@ -25025,13 +23434,8 @@
       </w:r>
     </w:p>
     <w:p>
-      <w:proofErr w:type="gramStart"/>
       <w:r>
-        <w:t>So</w:t>
-      </w:r>
-      <w:proofErr w:type="gramEnd"/>
-      <w:r>
-        <w:t xml:space="preserve"> for now:</w:t>
+        <w:t>So for now:</w:t>
       </w:r>
     </w:p>
     <w:p>
@@ -25116,6 +23520,599 @@
       </w:r>
     </w:p>
     <w:p/>
+    <w:p/>
+    <w:p/>
+    <w:p/>
+    <w:p/>
+    <w:p/>
+    <w:p>
+      <w:r>
+        <w:t>C(t) component might be added :</w:t>
+      </w:r>
+      <w:r>
+        <w:br/>
+      </w:r>
+      <w:r>
+        <w:t>This is a clean four-component structure. But I have one issue with C(t) specifically. Let me go through each.</w:t>
+      </w:r>
+    </w:p>
+    <w:p>
+      <w:r>
+        <w:pict w14:anchorId="0F3BB586">
+          <v:rect id="_x0000_i1067" style="width:0;height:1.5pt" o:hralign="center" o:hrstd="t" o:hr="t" fillcolor="#a0a0a0" stroked="f"/>
+        </w:pict>
+      </w:r>
+    </w:p>
+    <w:p>
+      <w:pPr>
+        <w:rPr>
+          <w:b/>
+          <w:bCs/>
+        </w:rPr>
+      </w:pPr>
+      <w:r>
+        <w:rPr>
+          <w:b/>
+          <w:bCs/>
+        </w:rPr>
+        <w:t>V(t) — perfect, no changes</w:t>
+      </w:r>
+    </w:p>
+    <w:p>
+      <w:r>
+        <w:t>"How uncertain is the market?" is exactly right. GARCH conditional volatility measures day-to-day uncertainty. The simple meaning is accurate, intuitive, and maps cleanly to the model. Keep as is.</w:t>
+      </w:r>
+    </w:p>
+    <w:p>
+      <w:r>
+        <w:pict w14:anchorId="00AF9539">
+          <v:rect id="_x0000_i1068" style="width:0;height:1.5pt" o:hralign="center" o:hrstd="t" o:hr="t" fillcolor="#a0a0a0" stroked="f"/>
+        </w:pict>
+      </w:r>
+    </w:p>
+    <w:p>
+      <w:pPr>
+        <w:rPr>
+          <w:b/>
+          <w:bCs/>
+        </w:rPr>
+      </w:pPr>
+      <w:r>
+        <w:rPr>
+          <w:b/>
+          <w:bCs/>
+        </w:rPr>
+        <w:t>P(t) — perfect, no changes</w:t>
+      </w:r>
+    </w:p>
+    <w:p>
+      <w:r>
+        <w:t>"How likely are we in a panic regime?" is the clearest possible description of what an HMM posterior probability means. This is your most novel component because it's doing double duty — stress signal AND weight driver. Keep as is.</w:t>
+      </w:r>
+    </w:p>
+    <w:p>
+      <w:r>
+        <w:pict w14:anchorId="6AFC6061">
+          <v:rect id="_x0000_i1069" style="width:0;height:1.5pt" o:hralign="center" o:hrstd="t" o:hr="t" fillcolor="#a0a0a0" stroked="f"/>
+        </w:pict>
+      </w:r>
+    </w:p>
+    <w:p>
+      <w:pPr>
+        <w:rPr>
+          <w:b/>
+          <w:bCs/>
+        </w:rPr>
+      </w:pPr>
+      <w:r>
+        <w:rPr>
+          <w:b/>
+          <w:bCs/>
+        </w:rPr>
+        <w:t>E(t) — good, minor rename suggestion</w:t>
+      </w:r>
+    </w:p>
+    <w:p>
+      <w:r>
+        <w:t>The simple meaning "how likely is an extreme crash event?" is accurate. EVT/GPD doesn't model the probability of a crash per se — it models the expected severity given you're already in the tail. So technically it's more "how bad would an extreme event be?" rather than "how likely is one?" But for a table like this the distinction is minor and the intuition is right.</w:t>
+      </w:r>
+    </w:p>
+    <w:p>
+      <w:r>
+        <w:t>One thing: you've called it E(t) in this table but T(t) everywhere else in the plan. Pick one and stick to it. I'd keep T(t) — T for tail risk — because E(t) could be confused with Expected value notation which is everywhere in probability theory.</w:t>
+      </w:r>
+    </w:p>
+    <w:p>
+      <w:r>
+        <w:pict w14:anchorId="6F0A5DAD">
+          <v:rect id="_x0000_i1070" style="width:0;height:1.5pt" o:hralign="center" o:hrstd="t" o:hr="t" fillcolor="#a0a0a0" stroked="f"/>
+        </w:pict>
+      </w:r>
+    </w:p>
+    <w:p>
+      <w:pPr>
+        <w:rPr>
+          <w:b/>
+          <w:bCs/>
+        </w:rPr>
+      </w:pPr>
+      <w:r>
+        <w:rPr>
+          <w:b/>
+          <w:bCs/>
+        </w:rPr>
+        <w:t>C(t) — this is where I have a problem</w:t>
+      </w:r>
+    </w:p>
+    <w:p>
+      <w:r>
+        <w:t>"Cointegration breakdown" is not the right thing to measure here, and here's why.</w:t>
+      </w:r>
+    </w:p>
+    <w:p>
+      <w:r>
+        <w:t>Cointegration is a long-run relationship between price levels. You test it once using Johansen — it either holds or it doesn't over the sample. It's not a daily time-varying signal. You can't compute a rolling cointegration breakdown score that updates every day in a meaningful way — the test requires long windows, is statistically unreliable on short windows, and changes slowly by nature.</w:t>
+      </w:r>
+    </w:p>
+    <w:p>
+      <w:r>
+        <w:t>What you actually want C(t) to measure — and what the table's simple meaning is pointing toward — is something that moves daily and captures whether normal relationships are breaking down in real time.</w:t>
+      </w:r>
+    </w:p>
+    <w:p>
+      <w:r>
+        <w:t>The right measure for that is one of these three:</w:t>
+      </w:r>
+    </w:p>
+    <w:p>
+      <w:r>
+        <w:rPr>
+          <w:b/>
+          <w:bCs/>
+        </w:rPr>
+        <w:t>Option A — Rolling cross-asset correlation</w:t>
+      </w:r>
+    </w:p>
+    <w:p>
+      <w:r>
+        <w:t>21 or 63-day rolling average pairwise correlation between AAPL, MSFT, and SPY returns. During calm periods: moderate, around 0.5–0.7. During panic: spikes toward 1.0 as everything falls together. This is exactly "are normal market relationships breaking down?" and it updates every day.</w:t>
+      </w:r>
+    </w:p>
+    <w:p>
+      <w:r>
+        <w:t>Simple meaning becomes: "Are all assets falling together?" — which is the definition of systemic panic vs idiosyncratic stress.</w:t>
+      </w:r>
+    </w:p>
+    <w:p>
+      <w:r>
+        <w:rPr>
+          <w:b/>
+          <w:bCs/>
+        </w:rPr>
+        <w:t>Option B — Correlation dispersion</w:t>
+      </w:r>
+    </w:p>
+    <w:p>
+      <w:r>
+        <w:lastRenderedPageBreak/>
+        <w:t>Standard deviation of pairwise correlations across a rolling window. Low dispersion = all correlations similar = systemic regime. High dispersion = correlations diverging = mixed signals.</w:t>
+      </w:r>
+    </w:p>
+    <w:p>
+      <w:r>
+        <w:rPr>
+          <w:b/>
+          <w:bCs/>
+        </w:rPr>
+        <w:t>Option C — DCC (Dynamic Conditional Correlation)</w:t>
+      </w:r>
+    </w:p>
+    <w:p>
+      <w:r>
+        <w:t>More sophisticated version of Option A. Engle's DCC-GARCH model estimates time-varying correlations with proper statistical structure. More rigorous but more complex to implement.</w:t>
+      </w:r>
+    </w:p>
+    <w:p>
+      <w:r>
+        <w:t>My recommendation is Option A. It's simple, directly computable from data you already have, economically intuitive, and connects your work to the CISS methodology which uses cross-asset correlations as its central mechanism.</w:t>
+      </w:r>
+    </w:p>
+    <w:p>
+      <w:r>
+        <w:pict w14:anchorId="7BB8A590">
+          <v:rect id="_x0000_i1071" style="width:0;height:1.5pt" o:hralign="center" o:hrstd="t" o:hr="t" fillcolor="#a0a0a0" stroked="f"/>
+        </w:pict>
+      </w:r>
+    </w:p>
+    <w:p>
+      <w:pPr>
+        <w:rPr>
+          <w:b/>
+          <w:bCs/>
+        </w:rPr>
+      </w:pPr>
+      <w:r>
+        <w:rPr>
+          <w:b/>
+          <w:bCs/>
+        </w:rPr>
+        <w:t>The corrected table</w:t>
+      </w:r>
+    </w:p>
+    <w:tbl>
+      <w:tblPr>
+        <w:tblW w:w="0" w:type="auto"/>
+        <w:tblCellSpacing w:w="15" w:type="dxa"/>
+        <w:tblCellMar>
+          <w:top w:w="15" w:type="dxa"/>
+          <w:left w:w="15" w:type="dxa"/>
+          <w:bottom w:w="15" w:type="dxa"/>
+          <w:right w:w="15" w:type="dxa"/>
+        </w:tblCellMar>
+        <w:tblLook w:val="04A0" w:firstRow="1" w:lastRow="0" w:firstColumn="1" w:lastColumn="0" w:noHBand="0" w:noVBand="1"/>
+      </w:tblPr>
+      <w:tblGrid>
+        <w:gridCol w:w="1298"/>
+        <w:gridCol w:w="2511"/>
+        <w:gridCol w:w="2142"/>
+        <w:gridCol w:w="3409"/>
+      </w:tblGrid>
+      <w:tr>
+        <w:trPr>
+          <w:tblHeader/>
+          <w:tblCellSpacing w:w="15" w:type="dxa"/>
+        </w:trPr>
+        <w:tc>
+          <w:tcPr>
+            <w:tcW w:w="0" w:type="auto"/>
+            <w:vAlign w:val="center"/>
+            <w:hideMark/>
+          </w:tcPr>
+          <w:p>
+            <w:pPr>
+              <w:rPr>
+                <w:b/>
+                <w:bCs/>
+              </w:rPr>
+            </w:pPr>
+            <w:r>
+              <w:rPr>
+                <w:b/>
+                <w:bCs/>
+              </w:rPr>
+              <w:t>Component</w:t>
+            </w:r>
+          </w:p>
+        </w:tc>
+        <w:tc>
+          <w:tcPr>
+            <w:tcW w:w="0" w:type="auto"/>
+            <w:vAlign w:val="center"/>
+            <w:hideMark/>
+          </w:tcPr>
+          <w:p>
+            <w:pPr>
+              <w:rPr>
+                <w:b/>
+                <w:bCs/>
+              </w:rPr>
+            </w:pPr>
+            <w:r>
+              <w:rPr>
+                <w:b/>
+                <w:bCs/>
+              </w:rPr>
+              <w:t>Model</w:t>
+            </w:r>
+          </w:p>
+        </w:tc>
+        <w:tc>
+          <w:tcPr>
+            <w:tcW w:w="0" w:type="auto"/>
+            <w:vAlign w:val="center"/>
+            <w:hideMark/>
+          </w:tcPr>
+          <w:p>
+            <w:pPr>
+              <w:rPr>
+                <w:b/>
+                <w:bCs/>
+              </w:rPr>
+            </w:pPr>
+            <w:r>
+              <w:rPr>
+                <w:b/>
+                <w:bCs/>
+              </w:rPr>
+              <w:t>What it measures</w:t>
+            </w:r>
+          </w:p>
+        </w:tc>
+        <w:tc>
+          <w:tcPr>
+            <w:tcW w:w="0" w:type="auto"/>
+            <w:vAlign w:val="center"/>
+            <w:hideMark/>
+          </w:tcPr>
+          <w:p>
+            <w:pPr>
+              <w:rPr>
+                <w:b/>
+                <w:bCs/>
+              </w:rPr>
+            </w:pPr>
+            <w:r>
+              <w:rPr>
+                <w:b/>
+                <w:bCs/>
+              </w:rPr>
+              <w:t>Simple meaning</w:t>
+            </w:r>
+          </w:p>
+        </w:tc>
+      </w:tr>
+      <w:tr>
+        <w:trPr>
+          <w:tblCellSpacing w:w="15" w:type="dxa"/>
+        </w:trPr>
+        <w:tc>
+          <w:tcPr>
+            <w:tcW w:w="0" w:type="auto"/>
+            <w:vAlign w:val="center"/>
+            <w:hideMark/>
+          </w:tcPr>
+          <w:p>
+            <w:r>
+              <w:t>V(t)</w:t>
+            </w:r>
+          </w:p>
+        </w:tc>
+        <w:tc>
+          <w:tcPr>
+            <w:tcW w:w="0" w:type="auto"/>
+            <w:vAlign w:val="center"/>
+            <w:hideMark/>
+          </w:tcPr>
+          <w:p>
+            <w:r>
+              <w:t>GARCH/EGARCH</w:t>
+            </w:r>
+          </w:p>
+        </w:tc>
+        <w:tc>
+          <w:tcPr>
+            <w:tcW w:w="0" w:type="auto"/>
+            <w:vAlign w:val="center"/>
+            <w:hideMark/>
+          </w:tcPr>
+          <w:p>
+            <w:r>
+              <w:t>Conditional volatility</w:t>
+            </w:r>
+          </w:p>
+        </w:tc>
+        <w:tc>
+          <w:tcPr>
+            <w:tcW w:w="0" w:type="auto"/>
+            <w:vAlign w:val="center"/>
+            <w:hideMark/>
+          </w:tcPr>
+          <w:p>
+            <w:r>
+              <w:t>How uncertain is the market?</w:t>
+            </w:r>
+          </w:p>
+        </w:tc>
+      </w:tr>
+      <w:tr>
+        <w:trPr>
+          <w:tblCellSpacing w:w="15" w:type="dxa"/>
+        </w:trPr>
+        <w:tc>
+          <w:tcPr>
+            <w:tcW w:w="0" w:type="auto"/>
+            <w:vAlign w:val="center"/>
+            <w:hideMark/>
+          </w:tcPr>
+          <w:p>
+            <w:r>
+              <w:t>P(t)</w:t>
+            </w:r>
+          </w:p>
+        </w:tc>
+        <w:tc>
+          <w:tcPr>
+            <w:tcW w:w="0" w:type="auto"/>
+            <w:vAlign w:val="center"/>
+            <w:hideMark/>
+          </w:tcPr>
+          <w:p>
+            <w:r>
+              <w:t>3-state HMM</w:t>
+            </w:r>
+          </w:p>
+        </w:tc>
+        <w:tc>
+          <w:tcPr>
+            <w:tcW w:w="0" w:type="auto"/>
+            <w:vAlign w:val="center"/>
+            <w:hideMark/>
+          </w:tcPr>
+          <w:p>
+            <w:r>
+              <w:t>Panic regime probability</w:t>
+            </w:r>
+          </w:p>
+        </w:tc>
+        <w:tc>
+          <w:tcPr>
+            <w:tcW w:w="0" w:type="auto"/>
+            <w:vAlign w:val="center"/>
+            <w:hideMark/>
+          </w:tcPr>
+          <w:p>
+            <w:r>
+              <w:t>How likely are we in a panic regime?</w:t>
+            </w:r>
+          </w:p>
+        </w:tc>
+      </w:tr>
+      <w:tr>
+        <w:trPr>
+          <w:tblCellSpacing w:w="15" w:type="dxa"/>
+        </w:trPr>
+        <w:tc>
+          <w:tcPr>
+            <w:tcW w:w="0" w:type="auto"/>
+            <w:vAlign w:val="center"/>
+            <w:hideMark/>
+          </w:tcPr>
+          <w:p>
+            <w:r>
+              <w:t>C(t)</w:t>
+            </w:r>
+          </w:p>
+        </w:tc>
+        <w:tc>
+          <w:tcPr>
+            <w:tcW w:w="0" w:type="auto"/>
+            <w:vAlign w:val="center"/>
+            <w:hideMark/>
+          </w:tcPr>
+          <w:p>
+            <w:r>
+              <w:t>Rolling pairwise correlation</w:t>
+            </w:r>
+          </w:p>
+        </w:tc>
+        <w:tc>
+          <w:tcPr>
+            <w:tcW w:w="0" w:type="auto"/>
+            <w:vAlign w:val="center"/>
+            <w:hideMark/>
+          </w:tcPr>
+          <w:p>
+            <w:r>
+              <w:t>Cross-asset contagion</w:t>
+            </w:r>
+          </w:p>
+        </w:tc>
+        <w:tc>
+          <w:tcPr>
+            <w:tcW w:w="0" w:type="auto"/>
+            <w:vAlign w:val="center"/>
+            <w:hideMark/>
+          </w:tcPr>
+          <w:p>
+            <w:r>
+              <w:t>Are all assets falling together?</w:t>
+            </w:r>
+          </w:p>
+        </w:tc>
+      </w:tr>
+      <w:tr>
+        <w:trPr>
+          <w:tblCellSpacing w:w="15" w:type="dxa"/>
+        </w:trPr>
+        <w:tc>
+          <w:tcPr>
+            <w:tcW w:w="0" w:type="auto"/>
+            <w:vAlign w:val="center"/>
+            <w:hideMark/>
+          </w:tcPr>
+          <w:p>
+            <w:r>
+              <w:t>T(t)</w:t>
+            </w:r>
+          </w:p>
+        </w:tc>
+        <w:tc>
+          <w:tcPr>
+            <w:tcW w:w="0" w:type="auto"/>
+            <w:vAlign w:val="center"/>
+            <w:hideMark/>
+          </w:tcPr>
+          <w:p>
+            <w:r>
+              <w:t>EVT / GPD</w:t>
+            </w:r>
+          </w:p>
+        </w:tc>
+        <w:tc>
+          <w:tcPr>
+            <w:tcW w:w="0" w:type="auto"/>
+            <w:vAlign w:val="center"/>
+            <w:hideMark/>
+          </w:tcPr>
+          <w:p>
+            <w:r>
+              <w:t>Tail risk — CVaR</w:t>
+            </w:r>
+          </w:p>
+        </w:tc>
+        <w:tc>
+          <w:tcPr>
+            <w:tcW w:w="0" w:type="auto"/>
+            <w:vAlign w:val="center"/>
+            <w:hideMark/>
+          </w:tcPr>
+          <w:p>
+            <w:r>
+              <w:t>How severe would an extreme event be?</w:t>
+            </w:r>
+          </w:p>
+        </w:tc>
+      </w:tr>
+    </w:tbl>
+    <w:p>
+      <w:r>
+        <w:pict w14:anchorId="75B47EEB">
+          <v:rect id="_x0000_i1072" style="width:0;height:1.5pt" o:hralign="center" o:hrstd="t" o:hr="t" fillcolor="#a0a0a0" stroked="f"/>
+        </w:pict>
+      </w:r>
+    </w:p>
+    <w:p>
+      <w:pPr>
+        <w:rPr>
+          <w:b/>
+          <w:bCs/>
+        </w:rPr>
+      </w:pPr>
+      <w:r>
+        <w:rPr>
+          <w:b/>
+          <w:bCs/>
+        </w:rPr>
+        <w:t>Why this four-component structure is stronger than three</w:t>
+      </w:r>
+    </w:p>
+    <w:p>
+      <w:r>
+        <w:t>The original three components V(t), P(t), T(t) each captured a different statistical dimension of stress — variance dynamics, regime identity, tail severity. But they were all essentially asset-level signals. None of them explicitly captured whether stress was spreading across assets simultaneously.</w:t>
+      </w:r>
+    </w:p>
+    <w:p>
+      <w:r>
+        <w:t>C(t) adds the systemic dimension. An index can have high V(t) from one volatile stock without being systemically stressed. But when C(t) spikes alongside V(t) and P(t), that's the signature of a genuine market-wide panic — exactly what a financial stress index should detect.</w:t>
+      </w:r>
+    </w:p>
+    <w:p>
+      <w:r>
+        <w:t>This also gives you a much cleaner economic narrative for the paper. Four components, four distinct dimensions of stress:</w:t>
+      </w:r>
+    </w:p>
+    <w:p>
+      <w:r>
+        <w:t>Uncertainty → Regime → Contagion → Tail severity</w:t>
+      </w:r>
+    </w:p>
+    <w:p>
+      <w:r>
+        <w:t>That's a complete story of how a financial crisis develops, in order.</w:t>
+      </w:r>
+    </w:p>
+    <w:p/>
+    <w:p/>
     <w:sectPr>
       <w:footerReference w:type="default" r:id="rId7"/>
       <w:pgSz w:w="12240" w:h="15840"/>
@@ -25160,61 +24157,7 @@
         <w:sz w:val="18"/>
         <w:szCs w:val="18"/>
       </w:rPr>
-      <w:t xml:space="preserve">A-CMSI v2 Research </w:t>
-    </w:r>
-    <w:proofErr w:type="gramStart"/>
-    <w:r>
-      <w:rPr>
-        <w:color w:val="4A5568"/>
-        <w:sz w:val="18"/>
-        <w:szCs w:val="18"/>
-      </w:rPr>
-      <w:t>Plan  |</w:t>
-    </w:r>
-    <w:proofErr w:type="gramEnd"/>
-    <w:r>
-      <w:rPr>
-        <w:color w:val="4A5568"/>
-        <w:sz w:val="18"/>
-        <w:szCs w:val="18"/>
-      </w:rPr>
-      <w:t xml:space="preserve">  Ayush </w:t>
-    </w:r>
-    <w:proofErr w:type="gramStart"/>
-    <w:r>
-      <w:rPr>
-        <w:color w:val="4A5568"/>
-        <w:sz w:val="18"/>
-        <w:szCs w:val="18"/>
-      </w:rPr>
-      <w:t>Anand  |</w:t>
-    </w:r>
-    <w:proofErr w:type="gramEnd"/>
-    <w:r>
-      <w:rPr>
-        <w:color w:val="4A5568"/>
-        <w:sz w:val="18"/>
-        <w:szCs w:val="18"/>
-      </w:rPr>
-      <w:t xml:space="preserve">  Christ University Delhi </w:t>
-    </w:r>
-    <w:proofErr w:type="gramStart"/>
-    <w:r>
-      <w:rPr>
-        <w:color w:val="4A5568"/>
-        <w:sz w:val="18"/>
-        <w:szCs w:val="18"/>
-      </w:rPr>
-      <w:t>NCR  |</w:t>
-    </w:r>
-    <w:proofErr w:type="gramEnd"/>
-    <w:r>
-      <w:rPr>
-        <w:color w:val="4A5568"/>
-        <w:sz w:val="18"/>
-        <w:szCs w:val="18"/>
-      </w:rPr>
-      <w:t xml:space="preserve">  Page </w:t>
+      <w:t xml:space="preserve">A-CMSI v2 Research Plan  |  Ayush Anand  |  Christ University Delhi NCR  |  Page </w:t>
     </w:r>
     <w:r>
       <w:rPr>
@@ -26522,6 +25465,19 @@
       <w:szCs w:val="20"/>
     </w:rPr>
   </w:style>
+  <w:style w:type="paragraph" w:styleId="NormalWeb">
+    <w:name w:val="Normal (Web)"/>
+    <w:basedOn w:val="Normal"/>
+    <w:uiPriority w:val="99"/>
+    <w:semiHidden/>
+    <w:unhideWhenUsed/>
+    <w:rsid w:val="00221A16"/>
+    <w:rPr>
+      <w:rFonts w:ascii="Times New Roman" w:hAnsi="Times New Roman" w:cs="Times New Roman"/>
+      <w:sz w:val="24"/>
+      <w:szCs w:val="24"/>
+    </w:rPr>
+  </w:style>
 </w:styles>
 </file>
 
